--- a/resources/templates/ficha_2.docx
+++ b/resources/templates/ficha_2.docx
@@ -1,14 +1,15 @@
 
 <file path=word/document.xml><?xml version="1.0" encoding="utf-8"?>
-<w:document xmlns:wpc="http://schemas.microsoft.com/office/word/2010/wordprocessingCanvas" xmlns:cx="http://schemas.microsoft.com/office/drawing/2014/chartex" xmlns:cx1="http://schemas.microsoft.com/office/drawing/2015/9/8/chartex" xmlns:cx2="http://schemas.microsoft.com/office/drawing/2015/10/21/chartex" xmlns:cx3="http://schemas.microsoft.com/office/drawing/2016/5/9/chartex" xmlns:cx4="http://schemas.microsoft.com/office/drawing/2016/5/10/chartex" xmlns:cx5="http://schemas.microsoft.com/office/drawing/2016/5/11/chartex" xmlns:cx6="http://schemas.microsoft.com/office/drawing/2016/5/12/chartex" xmlns:cx7="http://schemas.microsoft.com/office/drawing/2016/5/13/chartex" xmlns:cx8="http://schemas.microsoft.com/office/drawing/2016/5/14/chartex" xmlns:mc="http://schemas.openxmlformats.org/markup-compatibility/2006" xmlns:aink="http://schemas.microsoft.com/office/drawing/2016/ink" xmlns:am3d="http://schemas.microsoft.com/office/drawing/2017/model3d" xmlns:o="urn:schemas-microsoft-com:office:office" xmlns:oel="http://schemas.microsoft.com/office/2019/extlst" xmlns:r="http://schemas.openxmlformats.org/officeDocument/2006/relationships" xmlns:m="http://schemas.openxmlformats.org/officeDocument/2006/math" xmlns:v="urn:schemas-microsoft-com:vml" xmlns:wp14="http://schemas.microsoft.com/office/word/2010/wordprocessingDrawing" xmlns:wp="http://schemas.openxmlformats.org/drawingml/2006/wordprocessingDrawing" xmlns:w10="urn:schemas-microsoft-com:office:word" xmlns:w="http://schemas.openxmlformats.org/wordprocessingml/2006/main" xmlns:w14="http://schemas.microsoft.com/office/word/2010/wordml" xmlns:w15="http://schemas.microsoft.com/office/word/2012/wordml" xmlns:w16cex="http://schemas.microsoft.com/office/word/2018/wordml/cex" xmlns:w16cid="http://schemas.microsoft.com/office/word/2016/wordml/cid" xmlns:w16="http://schemas.microsoft.com/office/word/2018/wordml" xmlns:w16du="http://schemas.microsoft.com/office/word/2023/wordml/word16du" xmlns:w16sdtdh="http://schemas.microsoft.com/office/word/2020/wordml/sdtdatahash" xmlns:w16sdtfl="http://schemas.microsoft.com/office/word/2024/wordml/sdtformatlock" xmlns:w16se="http://schemas.microsoft.com/office/word/2015/wordml/symex" xmlns:wpg="http://schemas.microsoft.com/office/word/2010/wordprocessingGroup" xmlns:wpi="http://schemas.microsoft.com/office/word/2010/wordprocessingInk" xmlns:wne="http://schemas.microsoft.com/office/word/2006/wordml" xmlns:wps="http://schemas.microsoft.com/office/word/2010/wordprocessingShape" mc:Ignorable="w14 w15 w16se w16cid w16 w16cex w16sdtdh w16sdtfl w16du wp14">
+<w:document xmlns:o="urn:schemas-microsoft-com:office:office" xmlns:r="http://schemas.openxmlformats.org/officeDocument/2006/relationships" xmlns:v="urn:schemas-microsoft-com:vml" xmlns:w="http://schemas.openxmlformats.org/wordprocessingml/2006/main" xmlns:w10="urn:schemas-microsoft-com:office:word" xmlns:wp="http://schemas.openxmlformats.org/drawingml/2006/wordprocessingDrawing" xmlns:wps="http://schemas.microsoft.com/office/word/2010/wordprocessingShape" xmlns:wpg="http://schemas.microsoft.com/office/word/2010/wordprocessingGroup" xmlns:mc="http://schemas.openxmlformats.org/markup-compatibility/2006" xmlns:wp14="http://schemas.microsoft.com/office/word/2010/wordprocessingDrawing" xmlns:w14="http://schemas.microsoft.com/office/word/2010/wordml" xmlns:w15="http://schemas.microsoft.com/office/word/2012/wordml" mc:Ignorable="w14 wp14 w15">
   <w:body>
     <w:p>
       <w:pPr>
-        <w:widowControl w:val="0"/>
-        <w:spacing w:after="0" w:line="240" w:lineRule="auto"/>
+        <w:pStyle w:val="Normal"/>
+        <w:widowControl w:val="false"/>
+        <w:spacing w:lineRule="auto" w:line="240" w:before="0" w:after="0"/>
         <w:jc w:val="center"/>
         <w:rPr>
-          <w:rFonts w:ascii="Times New Roman" w:eastAsia="Times New Roman" w:hAnsi="Times New Roman" w:cs="Times New Roman"/>
+          <w:rFonts w:ascii="Times New Roman" w:hAnsi="Times New Roman" w:eastAsia="Times New Roman" w:cs="Times New Roman"/>
           <w:b/>
           <w:color w:val="00000A"/>
           <w:sz w:val="20"/>
@@ -16,105 +17,200 @@
       </w:pPr>
       <w:r>
         <w:rPr>
-          <w:noProof/>
-        </w:rPr>
-        <w:pict w14:anchorId="4C632C46">
-          <v:rect id="Frame1" o:spid="_x0000_s1026" style="position:absolute;left:0;text-align:left;margin-left:-9.3pt;margin-top:-3.35pt;width:147.9pt;height:101.4pt;z-index:2;visibility:visible;mso-wrap-style:square;mso-wrap-distance-left:0;mso-wrap-distance-top:0;mso-wrap-distance-right:0;mso-wrap-distance-bottom:0;mso-position-horizontal:absolute;mso-position-horizontal-relative:text;mso-position-vertical:absolute;mso-position-vertical-relative:text;v-text-anchor:top" o:gfxdata="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" strokecolor="white" strokeweight=".02mm">
-            <v:stroke joinstyle="round"/>
-            <v:textbox>
-              <w:txbxContent>
-                <w:p>
-                  <w:pPr>
-                    <w:pStyle w:val="FrameContents"/>
-                    <w:rPr>
-                      <w:color w:val="000000"/>
-                    </w:rPr>
-                  </w:pPr>
-                  <w:r>
-                    <w:rPr>
-                      <w:noProof/>
-                      <w:color w:val="000000"/>
-                    </w:rPr>
-                    <w:drawing>
-                      <wp:inline distT="0" distB="0" distL="0" distR="0" wp14:anchorId="2670F237" wp14:editId="56090065">
-                        <wp:extent cx="1752600" cy="1123315"/>
-                        <wp:effectExtent l="0" t="0" r="0" b="0"/>
-                        <wp:docPr id="3" name="Figura2"/>
-                        <wp:cNvGraphicFramePr>
-                          <a:graphicFrameLocks xmlns:a="http://schemas.openxmlformats.org/drawingml/2006/main" noChangeAspect="1"/>
-                        </wp:cNvGraphicFramePr>
-                        <a:graphic xmlns:a="http://schemas.openxmlformats.org/drawingml/2006/main">
-                          <a:graphicData uri="http://schemas.openxmlformats.org/drawingml/2006/picture">
-                            <pic:pic xmlns:pic="http://schemas.openxmlformats.org/drawingml/2006/picture">
-                              <pic:nvPicPr>
-                                <pic:cNvPr id="3" name="Figura2"/>
-                                <pic:cNvPicPr>
-                                  <a:picLocks noChangeAspect="1" noChangeArrowheads="1"/>
-                                </pic:cNvPicPr>
-                              </pic:nvPicPr>
-                              <pic:blipFill>
-                                <a:blip r:embed="rId4"/>
-                                <a:stretch>
-                                  <a:fillRect/>
-                                </a:stretch>
-                              </pic:blipFill>
-                              <pic:spPr bwMode="auto">
-                                <a:xfrm>
-                                  <a:off x="0" y="0"/>
-                                  <a:ext cx="1752600" cy="1123315"/>
-                                </a:xfrm>
-                                <a:prstGeom prst="rect">
-                                  <a:avLst/>
-                                </a:prstGeom>
-                              </pic:spPr>
-                            </pic:pic>
-                          </a:graphicData>
-                        </a:graphic>
-                      </wp:inline>
-                    </w:drawing>
-                  </w:r>
-                </w:p>
-              </w:txbxContent>
-            </v:textbox>
-          </v:rect>
-        </w:pict>
-      </w:r>
-      <w:r>
-        <w:rPr>
-          <w:rFonts w:ascii="Times New Roman" w:eastAsia="Times New Roman" w:hAnsi="Times New Roman" w:cs="Times New Roman"/>
+          <w:rFonts w:eastAsia="Times New Roman" w:cs="Times New Roman" w:ascii="Times New Roman" w:hAnsi="Times New Roman"/>
           <w:b/>
           <w:color w:val="00000A"/>
           <w:sz w:val="20"/>
         </w:rPr>
+        <mc:AlternateContent>
+          <mc:Choice Requires="wps">
+            <w:drawing>
+              <wp:anchor behindDoc="0" distT="0" distB="0" distL="0" distR="0" simplePos="0" locked="0" layoutInCell="1" allowOverlap="1" relativeHeight="2">
+                <wp:simplePos x="0" y="0"/>
+                <wp:positionH relativeFrom="column">
+                  <wp:posOffset>-118110</wp:posOffset>
+                </wp:positionH>
+                <wp:positionV relativeFrom="paragraph">
+                  <wp:posOffset>-42545</wp:posOffset>
+                </wp:positionV>
+                <wp:extent cx="1878330" cy="1287780"/>
+                <wp:effectExtent l="0" t="0" r="0" b="0"/>
+                <wp:wrapNone/>
+                <wp:docPr id="1" name="Quadro1"/>
+                <a:graphic xmlns:a="http://schemas.openxmlformats.org/drawingml/2006/main">
+                  <a:graphicData uri="http://schemas.microsoft.com/office/word/2010/wordprocessingShape">
+                    <wps:wsp>
+                      <wps:cNvSpPr/>
+                      <wps:spPr>
+                        <a:xfrm>
+                          <a:off x="0" y="0"/>
+                          <a:ext cx="1878480" cy="1287720"/>
+                        </a:xfrm>
+                        <a:prstGeom prst="rect">
+                          <a:avLst/>
+                        </a:prstGeom>
+                        <a:solidFill>
+                          <a:srgbClr val="ffffff"/>
+                        </a:solidFill>
+                        <a:ln w="0">
+                          <a:solidFill>
+                            <a:srgbClr val="ffffff"/>
+                          </a:solidFill>
+                        </a:ln>
+                      </wps:spPr>
+                      <wps:style>
+                        <a:lnRef idx="0"/>
+                        <a:fillRef idx="0"/>
+                        <a:effectRef idx="0"/>
+                        <a:fontRef idx="minor"/>
+                      </wps:style>
+                      <wps:txbx>
+                        <w:txbxContent>
+                          <w:p>
+                            <w:pPr>
+                              <w:pStyle w:val="FrameContents"/>
+                              <w:spacing w:before="0" w:after="200"/>
+                              <w:rPr>
+                                <w:color w:val="000000"/>
+                              </w:rPr>
+                            </w:pPr>
+                            <w:r>
+                              <w:rPr/>
+                              <w:drawing>
+                                <wp:inline distT="0" distB="0" distL="0" distR="0">
+                                  <wp:extent cx="1752600" cy="1123315"/>
+                                  <wp:effectExtent l="0" t="0" r="0" b="0"/>
+                                  <wp:docPr id="3" name="Figura2" descr=""/>
+                                  <wp:cNvGraphicFramePr>
+                                    <a:graphicFrameLocks xmlns:a="http://schemas.openxmlformats.org/drawingml/2006/main" noChangeAspect="1"/>
+                                  </wp:cNvGraphicFramePr>
+                                  <a:graphic xmlns:a="http://schemas.openxmlformats.org/drawingml/2006/main">
+                                    <a:graphicData uri="http://schemas.openxmlformats.org/drawingml/2006/picture">
+                                      <pic:pic xmlns:pic="http://schemas.openxmlformats.org/drawingml/2006/picture">
+                                        <pic:nvPicPr>
+                                          <pic:cNvPr id="3" name="Figura2" descr=""/>
+                                          <pic:cNvPicPr>
+                                            <a:picLocks noChangeAspect="1" noChangeArrowheads="1"/>
+                                          </pic:cNvPicPr>
+                                        </pic:nvPicPr>
+                                        <pic:blipFill>
+                                          <a:blip r:embed="rId2"/>
+                                          <a:stretch>
+                                            <a:fillRect/>
+                                          </a:stretch>
+                                        </pic:blipFill>
+                                        <pic:spPr bwMode="auto">
+                                          <a:xfrm>
+                                            <a:off x="0" y="0"/>
+                                            <a:ext cx="1752600" cy="1123315"/>
+                                          </a:xfrm>
+                                          <a:prstGeom prst="rect">
+                                            <a:avLst/>
+                                          </a:prstGeom>
+                                        </pic:spPr>
+                                      </pic:pic>
+                                    </a:graphicData>
+                                  </a:graphic>
+                                </wp:inline>
+                              </w:drawing>
+                            </w:r>
+                          </w:p>
+                        </w:txbxContent>
+                      </wps:txbx>
+                      <wps:bodyPr anchor="t">
+                        <a:noAutofit/>
+                      </wps:bodyPr>
+                    </wps:wsp>
+                  </a:graphicData>
+                </a:graphic>
+              </wp:anchor>
+            </w:drawing>
+          </mc:Choice>
+          <mc:Fallback>
+            <w:pict>
+              <v:rect id="shape_0" ID="Quadro1" path="m0,0l-2147483645,0l-2147483645,-2147483646l0,-2147483646xe" fillcolor="white" stroked="t" o:allowincell="f" style="position:absolute;margin-left:-9.3pt;margin-top:-3.35pt;width:147.85pt;height:101.35pt;mso-wrap-style:none;v-text-anchor:middle">
+                <v:fill o:detectmouseclick="t" type="solid" color2="black"/>
+                <v:stroke color="white" joinstyle="round" endcap="flat"/>
+                <v:textbox>
+                  <w:txbxContent>
+                    <w:p>
+                      <w:pPr>
+                        <w:pStyle w:val="FrameContents"/>
+                        <w:spacing w:before="0" w:after="200"/>
+                        <w:rPr>
+                          <w:color w:val="000000"/>
+                        </w:rPr>
+                      </w:pPr>
+                      <w:r>
+                        <w:rPr/>
+                        <w:drawing>
+                          <wp:inline distT="0" distB="0" distL="0" distR="0">
+                            <wp:extent cx="1752600" cy="1123315"/>
+                            <wp:effectExtent l="0" t="0" r="0" b="0"/>
+                            <wp:docPr id="4" name="Figura2" descr=""/>
+                            <wp:cNvGraphicFramePr>
+                              <a:graphicFrameLocks xmlns:a="http://schemas.openxmlformats.org/drawingml/2006/main" noChangeAspect="1"/>
+                            </wp:cNvGraphicFramePr>
+                            <a:graphic xmlns:a="http://schemas.openxmlformats.org/drawingml/2006/main">
+                              <a:graphicData uri="http://schemas.openxmlformats.org/drawingml/2006/picture">
+                                <pic:pic xmlns:pic="http://schemas.openxmlformats.org/drawingml/2006/picture">
+                                  <pic:nvPicPr>
+                                    <pic:cNvPr id="4" name="Figura2" descr=""/>
+                                    <pic:cNvPicPr>
+                                      <a:picLocks noChangeAspect="1" noChangeArrowheads="1"/>
+                                    </pic:cNvPicPr>
+                                  </pic:nvPicPr>
+                                  <pic:blipFill>
+                                    <a:blip r:embed="rId3"/>
+                                    <a:stretch>
+                                      <a:fillRect/>
+                                    </a:stretch>
+                                  </pic:blipFill>
+                                  <pic:spPr bwMode="auto">
+                                    <a:xfrm>
+                                      <a:off x="0" y="0"/>
+                                      <a:ext cx="1752600" cy="1123315"/>
+                                    </a:xfrm>
+                                    <a:prstGeom prst="rect">
+                                      <a:avLst/>
+                                    </a:prstGeom>
+                                  </pic:spPr>
+                                </pic:pic>
+                              </a:graphicData>
+                            </a:graphic>
+                          </wp:inline>
+                        </w:drawing>
+                      </w:r>
+                    </w:p>
+                  </w:txbxContent>
+                </v:textbox>
+                <w10:wrap type="none"/>
+              </v:rect>
+            </w:pict>
+          </mc:Fallback>
+        </mc:AlternateContent>
+      </w:r>
+      <w:r>
+        <w:rPr>
+          <w:rFonts w:eastAsia="Times New Roman" w:cs="Times New Roman" w:ascii="Times New Roman" w:hAnsi="Times New Roman"/>
+          <w:b/>
+          <w:color w:val="00000A"/>
+          <w:sz w:val="20"/>
+        </w:rPr>
         <w:tab/>
-      </w:r>
-      <w:r>
-        <w:rPr>
-          <w:rFonts w:ascii="Times New Roman" w:eastAsia="Times New Roman" w:hAnsi="Times New Roman" w:cs="Times New Roman"/>
-          <w:b/>
-          <w:color w:val="00000A"/>
-          <w:sz w:val="20"/>
-        </w:rPr>
         <w:tab/>
-      </w:r>
-      <w:r>
-        <w:rPr>
-          <w:rFonts w:ascii="Times New Roman" w:eastAsia="Times New Roman" w:hAnsi="Times New Roman" w:cs="Times New Roman"/>
-          <w:b/>
-          <w:color w:val="00000A"/>
-          <w:sz w:val="20"/>
-        </w:rPr>
         <w:tab/>
         <w:t>COLÔNIA DOS PESCADORES PROFISSIONAIS DE</w:t>
       </w:r>
     </w:p>
     <w:p>
       <w:pPr>
-        <w:widowControl w:val="0"/>
-        <w:spacing w:after="0" w:line="240" w:lineRule="auto"/>
+        <w:pStyle w:val="Normal"/>
+        <w:widowControl w:val="false"/>
+        <w:spacing w:lineRule="auto" w:line="240" w:before="0" w:after="0"/>
         <w:jc w:val="center"/>
         <w:rPr>
-          <w:rFonts w:ascii="Times New Roman" w:eastAsia="Times New Roman" w:hAnsi="Times New Roman" w:cs="Times New Roman"/>
+          <w:rFonts w:ascii="Times New Roman" w:hAnsi="Times New Roman" w:eastAsia="Times New Roman" w:cs="Times New Roman"/>
           <w:b/>
           <w:color w:val="00000A"/>
           <w:sz w:val="20"/>
@@ -122,196 +218,68 @@
       </w:pPr>
       <w:r>
         <w:rPr>
-          <w:rFonts w:ascii="Times New Roman" w:eastAsia="Times New Roman" w:hAnsi="Times New Roman" w:cs="Times New Roman"/>
+          <w:rFonts w:eastAsia="Times New Roman" w:cs="Times New Roman" w:ascii="Times New Roman" w:hAnsi="Times New Roman"/>
           <w:b/>
           <w:color w:val="00000A"/>
           <w:sz w:val="20"/>
         </w:rPr>
         <w:tab/>
-      </w:r>
-      <w:r>
-        <w:rPr>
-          <w:rFonts w:ascii="Times New Roman" w:eastAsia="Times New Roman" w:hAnsi="Times New Roman" w:cs="Times New Roman"/>
-          <w:b/>
-          <w:color w:val="00000A"/>
-          <w:sz w:val="20"/>
-        </w:rPr>
         <w:tab/>
-      </w:r>
-      <w:r>
-        <w:rPr>
-          <w:rFonts w:ascii="Times New Roman" w:eastAsia="Times New Roman" w:hAnsi="Times New Roman" w:cs="Times New Roman"/>
-          <w:b/>
-          <w:color w:val="00000A"/>
-          <w:sz w:val="20"/>
-        </w:rPr>
         <w:tab/>
         <w:t>FRONTEIRA UBERLÂNDIA E REGIÃO Z -14</w:t>
       </w:r>
     </w:p>
     <w:p>
       <w:pPr>
-        <w:widowControl w:val="0"/>
-        <w:spacing w:after="0" w:line="240" w:lineRule="auto"/>
+        <w:pStyle w:val="Normal"/>
+        <w:widowControl w:val="false"/>
+        <w:spacing w:lineRule="auto" w:line="240" w:before="0" w:after="0"/>
         <w:jc w:val="center"/>
         <w:rPr>
-          <w:rFonts w:ascii="Times New Roman" w:eastAsia="Times New Roman" w:hAnsi="Times New Roman" w:cs="Times New Roman"/>
+          <w:rFonts w:ascii="Times New Roman" w:hAnsi="Times New Roman" w:eastAsia="Times New Roman" w:cs="Times New Roman"/>
           <w:color w:val="00000A"/>
           <w:sz w:val="24"/>
         </w:rPr>
       </w:pPr>
       <w:r>
         <w:rPr>
-          <w:rFonts w:ascii="Times New Roman" w:eastAsia="Times New Roman" w:hAnsi="Times New Roman" w:cs="Times New Roman"/>
+          <w:rFonts w:eastAsia="Times New Roman" w:cs="Times New Roman" w:ascii="Times New Roman" w:hAnsi="Times New Roman"/>
           <w:b/>
           <w:color w:val="00000A"/>
           <w:sz w:val="20"/>
         </w:rPr>
         <w:tab/>
-      </w:r>
-      <w:r>
-        <w:rPr>
-          <w:rFonts w:ascii="Times New Roman" w:eastAsia="Times New Roman" w:hAnsi="Times New Roman" w:cs="Times New Roman"/>
-          <w:b/>
-          <w:color w:val="00000A"/>
-          <w:sz w:val="20"/>
-        </w:rPr>
         <w:tab/>
-      </w:r>
-      <w:r>
-        <w:rPr>
-          <w:rFonts w:ascii="Times New Roman" w:eastAsia="Times New Roman" w:hAnsi="Times New Roman" w:cs="Times New Roman"/>
-          <w:b/>
-          <w:color w:val="00000A"/>
-          <w:sz w:val="20"/>
-        </w:rPr>
         <w:tab/>
-        <w:t xml:space="preserve">           </w:t>
-      </w:r>
-      <w:r>
-        <w:rPr>
-          <w:rFonts w:ascii="Times New Roman" w:eastAsia="Times New Roman" w:hAnsi="Times New Roman" w:cs="Times New Roman"/>
-          <w:b/>
-          <w:color w:val="00000A"/>
-          <w:sz w:val="20"/>
-        </w:rPr>
-        <w:t>${</w:t>
-      </w:r>
-      <w:r>
-        <w:rPr>
-          <w:rFonts w:ascii="Times New Roman" w:eastAsia="Times New Roman" w:hAnsi="Times New Roman" w:cs="Times New Roman"/>
-          <w:b/>
-          <w:color w:val="00000A"/>
-          <w:sz w:val="20"/>
-        </w:rPr>
-        <w:t>OWNER_</w:t>
-      </w:r>
-      <w:r>
-        <w:rPr>
-          <w:rFonts w:ascii="Times New Roman" w:eastAsia="Times New Roman" w:hAnsi="Times New Roman" w:cs="Times New Roman"/>
-          <w:b/>
-          <w:color w:val="00000A"/>
-          <w:sz w:val="20"/>
-        </w:rPr>
-        <w:t>ADDRESS}</w:t>
-      </w:r>
-      <w:r>
-        <w:rPr>
-          <w:rFonts w:ascii="Times New Roman" w:eastAsia="Times New Roman" w:hAnsi="Times New Roman" w:cs="Times New Roman"/>
-          <w:b/>
-          <w:color w:val="00000A"/>
-          <w:sz w:val="20"/>
-        </w:rPr>
-        <w:t xml:space="preserve"> - </w:t>
-      </w:r>
-      <w:r>
-        <w:rPr>
-          <w:rFonts w:ascii="Times New Roman" w:eastAsia="Times New Roman" w:hAnsi="Times New Roman" w:cs="Times New Roman"/>
-          <w:b/>
-          <w:color w:val="00000A"/>
-          <w:sz w:val="20"/>
-        </w:rPr>
-        <w:t>${</w:t>
-      </w:r>
-      <w:r>
-        <w:rPr>
-          <w:rFonts w:ascii="Times New Roman" w:eastAsia="Times New Roman" w:hAnsi="Times New Roman" w:cs="Times New Roman"/>
-          <w:b/>
-          <w:color w:val="00000A"/>
-          <w:sz w:val="20"/>
-        </w:rPr>
-        <w:t>OWNER_</w:t>
-      </w:r>
-      <w:r>
-        <w:rPr>
-          <w:rFonts w:ascii="Times New Roman" w:eastAsia="Times New Roman" w:hAnsi="Times New Roman" w:cs="Times New Roman"/>
-          <w:b/>
-          <w:color w:val="00000A"/>
-          <w:sz w:val="20"/>
-        </w:rPr>
-        <w:t>NEIGHBORHOOD}</w:t>
+        <w:t xml:space="preserve">           ${OWNER_ADDRESS} - ${OWNER_NEIGHBORHOOD}</w:t>
       </w:r>
     </w:p>
     <w:p>
       <w:pPr>
-        <w:widowControl w:val="0"/>
-        <w:spacing w:after="0" w:line="240" w:lineRule="auto"/>
+        <w:pStyle w:val="Normal"/>
+        <w:widowControl w:val="false"/>
+        <w:spacing w:lineRule="auto" w:line="240" w:before="0" w:after="0"/>
         <w:jc w:val="center"/>
         <w:rPr>
-          <w:rFonts w:ascii="Times New Roman" w:eastAsia="Times New Roman" w:hAnsi="Times New Roman" w:cs="Times New Roman"/>
+          <w:rFonts w:ascii="Times New Roman" w:hAnsi="Times New Roman" w:eastAsia="Times New Roman" w:cs="Times New Roman"/>
           <w:color w:val="00000A"/>
           <w:sz w:val="24"/>
         </w:rPr>
       </w:pPr>
       <w:r>
         <w:rPr>
-          <w:rFonts w:ascii="Times New Roman" w:eastAsia="Times New Roman" w:hAnsi="Times New Roman" w:cs="Times New Roman"/>
+          <w:rFonts w:eastAsia="Times New Roman" w:cs="Times New Roman" w:ascii="Times New Roman" w:hAnsi="Times New Roman"/>
           <w:b/>
           <w:color w:val="00000A"/>
           <w:sz w:val="20"/>
         </w:rPr>
         <w:tab/>
-      </w:r>
-      <w:r>
-        <w:rPr>
-          <w:rFonts w:ascii="Times New Roman" w:eastAsia="Times New Roman" w:hAnsi="Times New Roman" w:cs="Times New Roman"/>
-          <w:b/>
-          <w:color w:val="00000A"/>
-          <w:sz w:val="20"/>
-        </w:rPr>
         <w:tab/>
-        <w:t xml:space="preserve">        CEP:</w:t>
-      </w:r>
-      <w:r>
-        <w:rPr>
-          <w:rFonts w:ascii="Times New Roman" w:eastAsia="Times New Roman" w:hAnsi="Times New Roman" w:cs="Times New Roman"/>
-          <w:b/>
-          <w:color w:val="00000A"/>
-          <w:sz w:val="20"/>
-        </w:rPr>
-        <w:t>${</w:t>
-      </w:r>
-      <w:r>
-        <w:rPr>
-          <w:rFonts w:ascii="Times New Roman" w:eastAsia="Times New Roman" w:hAnsi="Times New Roman" w:cs="Times New Roman"/>
-          <w:b/>
-          <w:color w:val="00000A"/>
-          <w:sz w:val="20"/>
-        </w:rPr>
-        <w:t>OWNER</w:t>
-      </w:r>
-      <w:r>
-        <w:rPr>
-          <w:rFonts w:ascii="Times New Roman" w:eastAsia="Times New Roman" w:hAnsi="Times New Roman" w:cs="Times New Roman"/>
-          <w:b/>
-          <w:color w:val="00000A"/>
-          <w:sz w:val="20"/>
-        </w:rPr>
-        <w:t>_CEP}</w:t>
-      </w:r>
-      <w:r>
-        <w:rPr>
-          <w:rFonts w:ascii="Monotype Corsiva" w:eastAsia="Monotype Corsiva" w:hAnsi="Monotype Corsiva" w:cs="Monotype Corsiva"/>
+        <w:t xml:space="preserve">        CEP:${OWNER_CEP}</w:t>
+      </w:r>
+      <w:r>
+        <w:rPr>
+          <w:rFonts w:eastAsia="Monotype Corsiva" w:cs="Monotype Corsiva" w:ascii="Monotype Corsiva" w:hAnsi="Monotype Corsiva"/>
           <w:b/>
           <w:i/>
           <w:color w:val="00000A"/>
@@ -321,23 +289,26 @@
     </w:p>
     <w:p>
       <w:pPr>
-        <w:widowControl w:val="0"/>
+        <w:pStyle w:val="Normal"/>
+        <w:widowControl w:val="false"/>
         <w:tabs>
-          <w:tab w:val="left" w:pos="1263"/>
-          <w:tab w:val="center" w:pos="4472"/>
+          <w:tab w:val="clear" w:pos="708"/>
+          <w:tab w:val="left" w:pos="1263" w:leader="none"/>
+          <w:tab w:val="center" w:pos="4472" w:leader="none"/>
         </w:tabs>
-        <w:spacing w:after="0" w:line="240" w:lineRule="auto"/>
+        <w:spacing w:lineRule="auto" w:line="240" w:before="0" w:after="0"/>
         <w:jc w:val="center"/>
         <w:rPr>
-          <w:rFonts w:ascii="Monotype Corsiva" w:eastAsia="Monotype Corsiva" w:hAnsi="Monotype Corsiva" w:cs="Monotype Corsiva"/>
+          <w:rFonts w:ascii="Monotype Corsiva" w:hAnsi="Monotype Corsiva" w:eastAsia="Monotype Corsiva" w:cs="Monotype Corsiva"/>
           <w:b/>
           <w:i/>
+          <w:i/>
           <w:color w:val="00000A"/>
         </w:rPr>
       </w:pPr>
       <w:r>
         <w:rPr>
-          <w:rFonts w:ascii="Monotype Corsiva" w:eastAsia="Monotype Corsiva" w:hAnsi="Monotype Corsiva" w:cs="Monotype Corsiva"/>
+          <w:rFonts w:eastAsia="Monotype Corsiva" w:cs="Monotype Corsiva" w:ascii="Monotype Corsiva" w:hAnsi="Monotype Corsiva"/>
           <w:b/>
           <w:i/>
           <w:color w:val="00000A"/>
@@ -348,15 +319,17 @@
     </w:p>
     <w:p>
       <w:pPr>
-        <w:widowControl w:val="0"/>
+        <w:pStyle w:val="Normal"/>
+        <w:widowControl w:val="false"/>
         <w:tabs>
-          <w:tab w:val="left" w:pos="1263"/>
-          <w:tab w:val="center" w:pos="4472"/>
+          <w:tab w:val="clear" w:pos="708"/>
+          <w:tab w:val="left" w:pos="1263" w:leader="none"/>
+          <w:tab w:val="center" w:pos="4472" w:leader="none"/>
         </w:tabs>
-        <w:spacing w:after="0" w:line="240" w:lineRule="auto"/>
+        <w:spacing w:lineRule="auto" w:line="240" w:before="0" w:after="0"/>
         <w:jc w:val="center"/>
         <w:rPr>
-          <w:rFonts w:ascii="Times New Roman" w:eastAsia="Times New Roman" w:hAnsi="Times New Roman" w:cs="Times New Roman"/>
+          <w:rFonts w:ascii="Times New Roman" w:hAnsi="Times New Roman" w:eastAsia="Times New Roman" w:cs="Times New Roman"/>
           <w:color w:val="00000A"/>
           <w:sz w:val="24"/>
           <w:szCs w:val="24"/>
@@ -364,7 +337,7 @@
       </w:pPr>
       <w:r>
         <w:rPr>
-          <w:rFonts w:ascii="Monotype Corsiva" w:eastAsia="Monotype Corsiva" w:hAnsi="Monotype Corsiva" w:cs="Monotype Corsiva"/>
+          <w:rFonts w:eastAsia="Monotype Corsiva" w:cs="Monotype Corsiva" w:ascii="Monotype Corsiva" w:hAnsi="Monotype Corsiva"/>
           <w:b/>
           <w:i/>
           <w:color w:val="00000A"/>
@@ -374,61 +347,83 @@
       </w:r>
       <w:r>
         <w:rPr>
-          <w:rFonts w:ascii="Monotype Corsiva" w:eastAsia="Monotype Corsiva" w:hAnsi="Monotype Corsiva" w:cs="Monotype Corsiva"/>
+          <w:rFonts w:eastAsia="Monotype Corsiva" w:cs="Monotype Corsiva" w:ascii="Monotype Corsiva" w:hAnsi="Monotype Corsiva"/>
           <w:b/>
           <w:i/>
           <w:color w:val="00000A"/>
           <w:sz w:val="24"/>
           <w:szCs w:val="24"/>
         </w:rPr>
-        <w:t xml:space="preserve">Presidente – </w:t>
-      </w:r>
-      <w:r>
-        <w:rPr>
-          <w:rFonts w:ascii="Monotype Corsiva" w:eastAsia="Monotype Corsiva" w:hAnsi="Monotype Corsiva" w:cs="Monotype Corsiva"/>
+        <w:t>Presidente – ${</w:t>
+      </w:r>
+      <w:r>
+        <w:rPr>
+          <w:rFonts w:eastAsia="Monotype Corsiva" w:cs="Monotype Corsiva" w:ascii="Monotype Corsiva" w:hAnsi="Monotype Corsiva"/>
+          <w:b/>
+          <w:i/>
+          <w:color w:val="00000A"/>
+          <w:sz w:val="22"/>
+          <w:szCs w:val="22"/>
+        </w:rPr>
+        <w:t>PRESIDENT_NAME</w:t>
+      </w:r>
+      <w:r>
+        <w:rPr>
+          <w:rFonts w:eastAsia="Monotype Corsiva" w:cs="Monotype Corsiva" w:ascii="Monotype Corsiva" w:hAnsi="Monotype Corsiva"/>
           <w:b/>
           <w:i/>
           <w:color w:val="00000A"/>
           <w:sz w:val="24"/>
           <w:szCs w:val="24"/>
         </w:rPr>
-        <w:t>${PRESIDENT_NAME}</w:t>
+        <w:t>}</w:t>
       </w:r>
     </w:p>
     <w:p>
       <w:pPr>
-        <w:widowControl w:val="0"/>
+        <w:pStyle w:val="Normal"/>
+        <w:widowControl w:val="false"/>
         <w:tabs>
-          <w:tab w:val="left" w:pos="1263"/>
-          <w:tab w:val="center" w:pos="4472"/>
+          <w:tab w:val="clear" w:pos="708"/>
+          <w:tab w:val="left" w:pos="1263" w:leader="none"/>
+          <w:tab w:val="center" w:pos="4472" w:leader="none"/>
         </w:tabs>
-        <w:spacing w:after="0" w:line="240" w:lineRule="auto"/>
+        <w:spacing w:lineRule="auto" w:line="240" w:before="0" w:after="0"/>
         <w:jc w:val="center"/>
         <w:rPr>
-          <w:rFonts w:ascii="Times New Roman" w:eastAsia="Times New Roman" w:hAnsi="Times New Roman" w:cs="Times New Roman"/>
+          <w:rFonts w:ascii="Times New Roman" w:hAnsi="Times New Roman" w:eastAsia="Times New Roman" w:cs="Times New Roman"/>
           <w:color w:val="00000A"/>
           <w:sz w:val="24"/>
         </w:rPr>
       </w:pPr>
+      <w:r>
+        <w:rPr>
+          <w:rFonts w:eastAsia="Times New Roman" w:cs="Times New Roman" w:ascii="Times New Roman" w:hAnsi="Times New Roman"/>
+          <w:color w:val="00000A"/>
+          <w:sz w:val="24"/>
+        </w:rPr>
+      </w:r>
     </w:p>
     <w:p>
       <w:pPr>
-        <w:widowControl w:val="0"/>
+        <w:pStyle w:val="Normal"/>
+        <w:widowControl w:val="false"/>
         <w:tabs>
-          <w:tab w:val="left" w:pos="1263"/>
-          <w:tab w:val="center" w:pos="4472"/>
+          <w:tab w:val="clear" w:pos="708"/>
+          <w:tab w:val="left" w:pos="1263" w:leader="none"/>
+          <w:tab w:val="center" w:pos="4472" w:leader="none"/>
         </w:tabs>
-        <w:spacing w:after="0" w:line="240" w:lineRule="auto"/>
+        <w:spacing w:lineRule="auto" w:line="240" w:before="0" w:after="0"/>
         <w:jc w:val="center"/>
         <w:rPr>
-          <w:rFonts w:ascii="Times New Roman" w:eastAsia="Times New Roman" w:hAnsi="Times New Roman" w:cs="Times New Roman"/>
+          <w:rFonts w:ascii="Times New Roman" w:hAnsi="Times New Roman" w:eastAsia="Times New Roman" w:cs="Times New Roman"/>
           <w:color w:val="00000A"/>
           <w:sz w:val="24"/>
         </w:rPr>
       </w:pPr>
       <w:r>
         <w:rPr>
-          <w:rFonts w:ascii="Times New Roman" w:eastAsia="Times New Roman" w:hAnsi="Times New Roman" w:cs="Times New Roman"/>
+          <w:rFonts w:eastAsia="Times New Roman" w:cs="Times New Roman" w:ascii="Times New Roman" w:hAnsi="Times New Roman"/>
           <w:b/>
           <w:color w:val="00000A"/>
           <w:u w:val="single"/>
@@ -437,7 +432,7 @@
       </w:r>
       <w:r>
         <w:rPr>
-          <w:rFonts w:ascii="Times New Roman" w:eastAsia="Times New Roman" w:hAnsi="Times New Roman" w:cs="Times New Roman"/>
+          <w:rFonts w:eastAsia="Times New Roman" w:cs="Times New Roman" w:ascii="Times New Roman" w:hAnsi="Times New Roman"/>
           <w:b/>
           <w:color w:val="FF0000"/>
           <w:u w:val="single"/>
@@ -446,7 +441,7 @@
       </w:r>
       <w:r>
         <w:rPr>
-          <w:rFonts w:ascii="Times New Roman" w:eastAsia="Times New Roman" w:hAnsi="Times New Roman" w:cs="Times New Roman"/>
+          <w:rFonts w:eastAsia="Times New Roman" w:cs="Times New Roman" w:ascii="Times New Roman" w:hAnsi="Times New Roman"/>
           <w:b/>
           <w:color w:val="00000A"/>
           <w:u w:val="single"/>
@@ -456,18 +451,19 @@
     </w:p>
     <w:p>
       <w:pPr>
-        <w:widowControl w:val="0"/>
-        <w:spacing w:after="0" w:line="240" w:lineRule="auto"/>
+        <w:pStyle w:val="Normal"/>
+        <w:widowControl w:val="false"/>
+        <w:spacing w:lineRule="auto" w:line="240" w:before="0" w:after="0"/>
         <w:jc w:val="center"/>
         <w:rPr>
-          <w:rFonts w:ascii="Times New Roman" w:eastAsia="Times New Roman" w:hAnsi="Times New Roman" w:cs="Times New Roman"/>
+          <w:rFonts w:ascii="Times New Roman" w:hAnsi="Times New Roman" w:eastAsia="Times New Roman" w:cs="Times New Roman"/>
           <w:color w:val="00000A"/>
           <w:sz w:val="24"/>
         </w:rPr>
       </w:pPr>
       <w:r>
         <w:rPr>
-          <w:rFonts w:ascii="Times New Roman" w:eastAsia="Times New Roman" w:hAnsi="Times New Roman" w:cs="Times New Roman"/>
+          <w:rFonts w:eastAsia="Times New Roman" w:cs="Times New Roman" w:ascii="Times New Roman" w:hAnsi="Times New Roman"/>
           <w:color w:val="00000A"/>
           <w:sz w:val="20"/>
         </w:rPr>
@@ -480,32 +476,48 @@
           <w:sz w:val="20"/>
           <w:szCs w:val="20"/>
         </w:rPr>
-        <w:t>${RECORD_NUMBER}</w:t>
-      </w:r>
-      <w:r>
-        <w:rPr>
-          <w:rFonts w:ascii="Times New Roman" w:eastAsia="Times New Roman" w:hAnsi="Times New Roman" w:cs="Times New Roman"/>
-          <w:b/>
-          <w:color w:val="00000A"/>
+        <w:t>${</w:t>
+      </w:r>
+      <w:r>
+        <w:rPr>
+          <w:b/>
+          <w:sz w:val="22"/>
+          <w:szCs w:val="22"/>
+        </w:rPr>
+        <w:t>RECORD_NUMBER</w:t>
+      </w:r>
+      <w:r>
+        <w:rPr>
+          <w:b/>
           <w:sz w:val="20"/>
+          <w:szCs w:val="20"/>
+        </w:rPr>
+        <w:t>}</w:t>
+      </w:r>
+      <w:r>
+        <w:rPr>
+          <w:rFonts w:eastAsia="Times New Roman" w:cs="Times New Roman" w:ascii="Times New Roman" w:hAnsi="Times New Roman"/>
+          <w:b/>
+          <w:color w:val="00000A"/>
+          <w:sz w:val="20"/>
         </w:rPr>
         <w:t xml:space="preserve">                        </w:t>
-      </w:r>
-      <w:r>
-        <w:rPr>
-          <w:rFonts w:ascii="Times New Roman" w:eastAsia="Times New Roman" w:hAnsi="Times New Roman" w:cs="Times New Roman"/>
-          <w:b/>
-          <w:color w:val="00000A"/>
-          <w:sz w:val="20"/>
-        </w:rPr>
         <w:tab/>
       </w:r>
     </w:p>
     <w:tbl>
       <w:tblPr>
         <w:tblW w:w="8754" w:type="dxa"/>
+        <w:jc w:val="left"/>
         <w:tblInd w:w="64" w:type="dxa"/>
-        <w:tblLook w:val="0000" w:firstRow="0" w:lastRow="0" w:firstColumn="0" w:lastColumn="0" w:noHBand="0" w:noVBand="0"/>
+        <w:tblLayout w:type="fixed"/>
+        <w:tblCellMar>
+          <w:top w:w="0" w:type="dxa"/>
+          <w:left w:w="108" w:type="dxa"/>
+          <w:bottom w:w="0" w:type="dxa"/>
+          <w:right w:w="108" w:type="dxa"/>
+        </w:tblCellMar>
+        <w:tblLook w:val="0000" w:noHBand="0" w:noVBand="0" w:firstColumn="0" w:lastRow="0" w:lastColumn="0" w:firstRow="0"/>
       </w:tblPr>
       <w:tblGrid>
         <w:gridCol w:w="2508"/>
@@ -515,29 +527,32 @@
       </w:tblGrid>
       <w:tr>
         <w:trPr>
-          <w:trHeight w:val="195"/>
+          <w:trHeight w:val="195" w:hRule="atLeast"/>
         </w:trPr>
         <w:tc>
           <w:tcPr>
             <w:tcW w:w="5529" w:type="dxa"/>
             <w:gridSpan w:val="3"/>
-            <w:shd w:val="clear" w:color="000000" w:fill="auto"/>
+            <w:tcBorders/>
+            <w:shd w:color="000000" w:fill="auto" w:val="clear"/>
           </w:tcPr>
           <w:p>
             <w:pPr>
-              <w:widowControl w:val="0"/>
-              <w:spacing w:after="0" w:line="240" w:lineRule="auto"/>
+              <w:pStyle w:val="Normal"/>
+              <w:widowControl w:val="false"/>
+              <w:spacing w:lineRule="auto" w:line="240" w:before="0" w:after="0"/>
+              <w:rPr/>
             </w:pPr>
             <w:r>
               <w:rPr>
-                <w:rFonts w:ascii="Times New Roman" w:eastAsia="Times New Roman" w:hAnsi="Times New Roman" w:cs="Times New Roman"/>
+                <w:rFonts w:eastAsia="Times New Roman" w:cs="Times New Roman" w:ascii="Times New Roman" w:hAnsi="Times New Roman"/>
                 <w:color w:val="00000A"/>
               </w:rPr>
               <w:t xml:space="preserve">Nome: </w:t>
             </w:r>
             <w:r>
               <w:rPr>
-                <w:rFonts w:ascii="Arial" w:hAnsi="Arial" w:cs="Arial"/>
+                <w:rFonts w:cs="Arial" w:ascii="Arial" w:hAnsi="Arial"/>
                 <w:b/>
               </w:rPr>
               <w:t>${NAME}</w:t>
@@ -547,70 +562,62 @@
         <w:tc>
           <w:tcPr>
             <w:tcW w:w="3225" w:type="dxa"/>
-            <w:shd w:val="clear" w:color="000000" w:fill="auto"/>
+            <w:tcBorders/>
+            <w:shd w:color="000000" w:fill="auto" w:val="clear"/>
           </w:tcPr>
           <w:p>
             <w:pPr>
-              <w:widowControl w:val="0"/>
-              <w:spacing w:after="0" w:line="240" w:lineRule="auto"/>
+              <w:pStyle w:val="Normal"/>
+              <w:widowControl w:val="false"/>
+              <w:spacing w:lineRule="auto" w:line="240" w:before="0" w:after="0"/>
+              <w:rPr/>
             </w:pPr>
             <w:r>
               <w:rPr>
-                <w:rFonts w:ascii="Times New Roman" w:eastAsia="Times New Roman" w:hAnsi="Times New Roman" w:cs="Times New Roman"/>
+                <w:rFonts w:eastAsia="Times New Roman" w:cs="Times New Roman" w:ascii="Times New Roman" w:hAnsi="Times New Roman"/>
                 <w:color w:val="00000A"/>
               </w:rPr>
               <w:t xml:space="preserve">Data de Nascimento:  </w:t>
             </w:r>
             <w:r>
               <w:rPr>
-                <w:rFonts w:ascii="Arial" w:hAnsi="Arial" w:cs="Arial"/>
+                <w:rFonts w:cs="Arial" w:ascii="Arial" w:hAnsi="Arial"/>
                 <w:b/>
               </w:rPr>
-              <w:t>${BIRTH</w:t>
-            </w:r>
-            <w:r>
-              <w:rPr>
-                <w:rFonts w:ascii="Arial" w:hAnsi="Arial" w:cs="Arial"/>
-                <w:b/>
-              </w:rPr>
-              <w:t>DAY</w:t>
-            </w:r>
-            <w:r>
-              <w:rPr>
-                <w:rFonts w:ascii="Arial" w:hAnsi="Arial" w:cs="Arial"/>
-                <w:b/>
-              </w:rPr>
-              <w:t>}</w:t>
+              <w:t>${BIRTHDAY}</w:t>
             </w:r>
           </w:p>
         </w:tc>
       </w:tr>
       <w:tr>
         <w:trPr>
-          <w:trHeight w:val="1"/>
+          <w:trHeight w:val="1" w:hRule="atLeast"/>
         </w:trPr>
         <w:tc>
           <w:tcPr>
             <w:tcW w:w="5529" w:type="dxa"/>
             <w:gridSpan w:val="3"/>
-            <w:shd w:val="clear" w:color="000000" w:fill="auto"/>
+            <w:tcBorders/>
+            <w:shd w:color="000000" w:fill="auto" w:val="clear"/>
           </w:tcPr>
           <w:p>
             <w:pPr>
-              <w:widowControl w:val="0"/>
-              <w:spacing w:after="0" w:line="240" w:lineRule="auto"/>
+              <w:pStyle w:val="Normal"/>
+              <w:widowControl w:val="false"/>
+              <w:spacing w:lineRule="auto" w:line="240" w:before="0" w:after="0"/>
               <w:jc w:val="both"/>
+              <w:rPr/>
             </w:pPr>
             <w:r>
               <w:rPr>
-                <w:rFonts w:ascii="Times New Roman" w:eastAsia="Times New Roman" w:hAnsi="Times New Roman" w:cs="Times New Roman"/>
+                <w:rFonts w:eastAsia="Times New Roman" w:cs="Times New Roman" w:ascii="Times New Roman" w:hAnsi="Times New Roman"/>
                 <w:color w:val="00000A"/>
               </w:rPr>
               <w:t>Endereço</w:t>
             </w:r>
             <w:r>
               <w:rPr>
-                <w:rFonts w:ascii="Times New Roman" w:eastAsia="Times New Roman" w:hAnsi="Times New Roman" w:cs="Times New Roman"/>
+                <w:rFonts w:eastAsia="Times New Roman" w:cs="Times New Roman" w:ascii="Times New Roman" w:hAnsi="Times New Roman"/>
                 <w:color w:val="00000A"/>
                 <w:sz w:val="20"/>
               </w:rPr>
@@ -618,14 +625,14 @@
             </w:r>
             <w:r>
               <w:rPr>
-                <w:rFonts w:ascii="Arial" w:eastAsia="Arial" w:hAnsi="Arial" w:cs="Arial"/>
+                <w:rFonts w:eastAsia="Arial" w:cs="Arial" w:ascii="Arial" w:hAnsi="Arial"/>
                 <w:color w:val="00000A"/>
               </w:rPr>
               <w:t xml:space="preserve"> </w:t>
             </w:r>
             <w:r>
               <w:rPr>
-                <w:rFonts w:ascii="Arial" w:hAnsi="Arial" w:cs="Arial"/>
+                <w:rFonts w:cs="Arial" w:ascii="Arial" w:hAnsi="Arial"/>
                 <w:b/>
               </w:rPr>
               <w:t>${ADDRESS}, ${NUMBER}</w:t>
@@ -635,22 +642,26 @@
         <w:tc>
           <w:tcPr>
             <w:tcW w:w="3225" w:type="dxa"/>
-            <w:shd w:val="clear" w:color="000000" w:fill="auto"/>
+            <w:tcBorders/>
+            <w:shd w:color="000000" w:fill="auto" w:val="clear"/>
           </w:tcPr>
           <w:p>
             <w:pPr>
-              <w:widowControl w:val="0"/>
-              <w:spacing w:after="0" w:line="240" w:lineRule="auto"/>
+              <w:pStyle w:val="Normal"/>
+              <w:widowControl w:val="false"/>
+              <w:spacing w:lineRule="auto" w:line="240" w:before="0" w:after="0"/>
               <w:jc w:val="both"/>
+              <w:rPr/>
             </w:pPr>
             <w:r>
               <w:rPr>
-                <w:rFonts w:ascii="Times New Roman" w:eastAsia="Times New Roman" w:hAnsi="Times New Roman" w:cs="Times New Roman"/>
+                <w:rFonts w:eastAsia="Times New Roman" w:cs="Times New Roman" w:ascii="Times New Roman" w:hAnsi="Times New Roman"/>
                 <w:color w:val="00000A"/>
               </w:rPr>
               <w:t xml:space="preserve">Bairro: </w:t>
             </w:r>
             <w:r>
+              <w:rPr/>
               <w:t>${NEIGHBORHOOD}</w:t>
             </w:r>
           </w:p>
@@ -658,23 +669,26 @@
       </w:tr>
       <w:tr>
         <w:trPr>
-          <w:trHeight w:val="1"/>
+          <w:trHeight w:val="1" w:hRule="atLeast"/>
         </w:trPr>
         <w:tc>
           <w:tcPr>
             <w:tcW w:w="3540" w:type="dxa"/>
             <w:gridSpan w:val="2"/>
-            <w:shd w:val="clear" w:color="000000" w:fill="auto"/>
+            <w:tcBorders/>
+            <w:shd w:color="000000" w:fill="auto" w:val="clear"/>
           </w:tcPr>
           <w:p>
             <w:pPr>
-              <w:widowControl w:val="0"/>
-              <w:spacing w:after="0" w:line="240" w:lineRule="auto"/>
+              <w:pStyle w:val="Normal"/>
+              <w:widowControl w:val="false"/>
+              <w:spacing w:lineRule="auto" w:line="240" w:before="0" w:after="0"/>
               <w:jc w:val="both"/>
+              <w:rPr/>
             </w:pPr>
             <w:r>
               <w:rPr>
-                <w:rFonts w:ascii="Times New Roman" w:eastAsia="Times New Roman" w:hAnsi="Times New Roman" w:cs="Times New Roman"/>
+                <w:rFonts w:eastAsia="Times New Roman" w:cs="Times New Roman" w:ascii="Times New Roman" w:hAnsi="Times New Roman"/>
                 <w:color w:val="00000A"/>
               </w:rPr>
               <w:t xml:space="preserve">Cidade: </w:t>
@@ -699,24 +713,27 @@
         <w:tc>
           <w:tcPr>
             <w:tcW w:w="1989" w:type="dxa"/>
-            <w:shd w:val="clear" w:color="000000" w:fill="auto"/>
+            <w:tcBorders/>
+            <w:shd w:color="000000" w:fill="auto" w:val="clear"/>
           </w:tcPr>
           <w:p>
             <w:pPr>
-              <w:widowControl w:val="0"/>
-              <w:spacing w:after="0" w:line="240" w:lineRule="auto"/>
+              <w:pStyle w:val="Normal"/>
+              <w:widowControl w:val="false"/>
+              <w:spacing w:lineRule="auto" w:line="240" w:before="0" w:after="0"/>
               <w:jc w:val="both"/>
+              <w:rPr/>
             </w:pPr>
             <w:r>
               <w:rPr>
-                <w:rFonts w:ascii="Times New Roman" w:eastAsia="Times New Roman" w:hAnsi="Times New Roman" w:cs="Times New Roman"/>
+                <w:rFonts w:eastAsia="Times New Roman" w:cs="Times New Roman" w:ascii="Times New Roman" w:hAnsi="Times New Roman"/>
                 <w:color w:val="00000A"/>
               </w:rPr>
               <w:t>CEP:</w:t>
             </w:r>
             <w:r>
               <w:rPr>
-                <w:rFonts w:ascii="Arial" w:hAnsi="Arial" w:cs="Arial"/>
+                <w:rFonts w:cs="Arial" w:ascii="Arial" w:hAnsi="Arial"/>
                 <w:b/>
               </w:rPr>
               <w:t>${CEP}</w:t>
@@ -726,34 +743,38 @@
         <w:tc>
           <w:tcPr>
             <w:tcW w:w="3225" w:type="dxa"/>
-            <w:shd w:val="clear" w:color="000000" w:fill="auto"/>
+            <w:tcBorders/>
+            <w:shd w:color="000000" w:fill="auto" w:val="clear"/>
           </w:tcPr>
           <w:p>
             <w:pPr>
-              <w:widowControl w:val="0"/>
-              <w:spacing w:after="0" w:line="240" w:lineRule="auto"/>
+              <w:pStyle w:val="Normal"/>
+              <w:widowControl w:val="false"/>
+              <w:spacing w:lineRule="auto" w:line="240" w:before="0" w:after="0"/>
               <w:jc w:val="both"/>
               <w:rPr>
-                <w:rFonts w:ascii="Times New Roman" w:eastAsia="Times New Roman" w:hAnsi="Times New Roman" w:cs="Times New Roman"/>
+                <w:rFonts w:ascii="Times New Roman" w:hAnsi="Times New Roman" w:eastAsia="Times New Roman" w:cs="Times New Roman"/>
                 <w:b/>
                 <w:color w:val="00000A"/>
               </w:rPr>
             </w:pPr>
             <w:r>
               <w:rPr>
-                <w:rFonts w:ascii="Times New Roman" w:eastAsia="Times New Roman" w:hAnsi="Times New Roman" w:cs="Times New Roman"/>
+                <w:rFonts w:eastAsia="Times New Roman" w:cs="Times New Roman" w:ascii="Times New Roman" w:hAnsi="Times New Roman"/>
                 <w:color w:val="00000A"/>
               </w:rPr>
               <w:t xml:space="preserve">Celular: </w:t>
             </w:r>
             <w:r>
+              <w:rPr/>
               <w:t>${CELPHONE}</w:t>
             </w:r>
           </w:p>
           <w:p>
             <w:pPr>
-              <w:widowControl w:val="0"/>
-              <w:spacing w:after="0" w:line="240" w:lineRule="auto"/>
+              <w:pStyle w:val="Normal"/>
+              <w:widowControl w:val="false"/>
+              <w:spacing w:lineRule="auto" w:line="240" w:before="0" w:after="0"/>
               <w:jc w:val="both"/>
               <w:rPr>
                 <w:rFonts w:ascii="Times New Roman" w:hAnsi="Times New Roman" w:cs="Times New Roman"/>
@@ -761,7 +782,7 @@
             </w:pPr>
             <w:r>
               <w:rPr>
-                <w:rFonts w:ascii="Times New Roman" w:hAnsi="Times New Roman" w:cs="Times New Roman"/>
+                <w:rFonts w:cs="Times New Roman" w:ascii="Times New Roman" w:hAnsi="Times New Roman"/>
               </w:rPr>
               <w:t xml:space="preserve">Telefone: </w:t>
             </w:r>
@@ -776,12 +797,13 @@
       </w:tr>
       <w:tr>
         <w:trPr>
-          <w:trHeight w:val="196"/>
+          <w:trHeight w:val="196" w:hRule="atLeast"/>
         </w:trPr>
         <w:tc>
           <w:tcPr>
             <w:tcW w:w="2508" w:type="dxa"/>
-            <w:shd w:val="clear" w:color="000000" w:fill="auto"/>
+            <w:tcBorders/>
+            <w:shd w:color="000000" w:fill="auto" w:val="clear"/>
             <w:tcMar>
               <w:left w:w="0" w:type="dxa"/>
               <w:right w:w="0" w:type="dxa"/>
@@ -789,20 +811,29 @@
           </w:tcPr>
           <w:p>
             <w:pPr>
-              <w:widowControl w:val="0"/>
-              <w:spacing w:after="0" w:line="240" w:lineRule="auto"/>
+              <w:pStyle w:val="Normal"/>
+              <w:widowControl w:val="false"/>
+              <w:spacing w:lineRule="auto" w:line="240" w:before="0" w:after="0"/>
               <w:jc w:val="both"/>
+              <w:rPr/>
             </w:pPr>
             <w:r>
               <w:rPr>
-                <w:rFonts w:ascii="Times New Roman" w:eastAsia="Times New Roman" w:hAnsi="Times New Roman" w:cs="Times New Roman"/>
-                <w:color w:val="00000A"/>
-              </w:rPr>
-              <w:t xml:space="preserve">  CPF:</w:t>
-            </w:r>
-            <w:r>
-              <w:rPr>
-                <w:rFonts w:ascii="Arial" w:hAnsi="Arial" w:cs="Arial"/>
+                <w:rFonts w:eastAsia="Times New Roman" w:cs="Times New Roman" w:ascii="Times New Roman" w:hAnsi="Times New Roman"/>
+                <w:color w:val="00000A"/>
+              </w:rPr>
+              <w:t xml:space="preserve">  </w:t>
+            </w:r>
+            <w:r>
+              <w:rPr>
+                <w:rFonts w:eastAsia="Times New Roman" w:cs="Times New Roman" w:ascii="Times New Roman" w:hAnsi="Times New Roman"/>
+                <w:color w:val="00000A"/>
+              </w:rPr>
+              <w:t>CPF:</w:t>
+            </w:r>
+            <w:r>
+              <w:rPr>
+                <w:rFonts w:cs="Arial" w:ascii="Arial" w:hAnsi="Arial"/>
                 <w:b/>
               </w:rPr>
               <w:t xml:space="preserve"> ${CPF}</w:t>
@@ -813,7 +844,8 @@
           <w:tcPr>
             <w:tcW w:w="3021" w:type="dxa"/>
             <w:gridSpan w:val="2"/>
-            <w:shd w:val="clear" w:color="000000" w:fill="auto"/>
+            <w:tcBorders/>
+            <w:shd w:color="000000" w:fill="auto" w:val="clear"/>
             <w:tcMar>
               <w:left w:w="0" w:type="dxa"/>
               <w:right w:w="0" w:type="dxa"/>
@@ -821,23 +853,31 @@
           </w:tcPr>
           <w:p>
             <w:pPr>
-              <w:widowControl w:val="0"/>
-              <w:spacing w:after="0" w:line="240" w:lineRule="auto"/>
+              <w:pStyle w:val="Normal"/>
+              <w:widowControl w:val="false"/>
+              <w:spacing w:lineRule="auto" w:line="240" w:before="0" w:after="0"/>
               <w:jc w:val="both"/>
               <w:rPr>
-                <w:rFonts w:ascii="Calibri" w:eastAsia="Calibri" w:hAnsi="Calibri" w:cs="Calibri"/>
+                <w:rFonts w:ascii="Calibri" w:hAnsi="Calibri" w:eastAsia="Calibri" w:cs="Calibri"/>
               </w:rPr>
             </w:pPr>
             <w:r>
               <w:rPr>
-                <w:rFonts w:ascii="Arial" w:eastAsia="Arial" w:hAnsi="Arial" w:cs="Arial"/>
-                <w:color w:val="00000A"/>
-              </w:rPr>
-              <w:t xml:space="preserve">  RG:</w:t>
-            </w:r>
-            <w:r>
-              <w:rPr>
-                <w:rFonts w:ascii="Arial" w:eastAsia="Arial" w:hAnsi="Arial" w:cs="Arial"/>
+                <w:rFonts w:eastAsia="Arial" w:cs="Arial" w:ascii="Arial" w:hAnsi="Arial"/>
+                <w:color w:val="00000A"/>
+              </w:rPr>
+              <w:t xml:space="preserve">  </w:t>
+            </w:r>
+            <w:r>
+              <w:rPr>
+                <w:rFonts w:eastAsia="Arial" w:cs="Arial" w:ascii="Arial" w:hAnsi="Arial"/>
+                <w:color w:val="00000A"/>
+              </w:rPr>
+              <w:t>RG:</w:t>
+            </w:r>
+            <w:r>
+              <w:rPr>
+                <w:rFonts w:eastAsia="Arial" w:cs="Arial" w:ascii="Arial" w:hAnsi="Arial"/>
                 <w:b/>
                 <w:color w:val="00000A"/>
               </w:rPr>
@@ -845,7 +885,7 @@
             </w:r>
             <w:r>
               <w:rPr>
-                <w:rFonts w:ascii="Arial" w:hAnsi="Arial" w:cs="Arial"/>
+                <w:rFonts w:cs="Arial" w:ascii="Arial" w:hAnsi="Arial"/>
                 <w:b/>
               </w:rPr>
               <w:t>${RG}</w:t>
@@ -855,7 +895,8 @@
         <w:tc>
           <w:tcPr>
             <w:tcW w:w="3225" w:type="dxa"/>
-            <w:shd w:val="clear" w:color="000000" w:fill="auto"/>
+            <w:tcBorders/>
+            <w:shd w:color="000000" w:fill="auto" w:val="clear"/>
             <w:tcMar>
               <w:left w:w="0" w:type="dxa"/>
               <w:right w:w="0" w:type="dxa"/>
@@ -863,15 +904,16 @@
           </w:tcPr>
           <w:p>
             <w:pPr>
-              <w:widowControl w:val="0"/>
-              <w:spacing w:after="0" w:line="240" w:lineRule="auto"/>
-              <w:rPr>
-                <w:rFonts w:ascii="Calibri" w:eastAsia="Calibri" w:hAnsi="Calibri" w:cs="Calibri"/>
+              <w:pStyle w:val="Normal"/>
+              <w:widowControl w:val="false"/>
+              <w:spacing w:lineRule="auto" w:line="240" w:before="0" w:after="0"/>
+              <w:rPr>
+                <w:rFonts w:ascii="Calibri" w:hAnsi="Calibri" w:eastAsia="Calibri" w:cs="Calibri"/>
               </w:rPr>
             </w:pPr>
             <w:r>
               <w:rPr>
-                <w:rFonts w:ascii="Times New Roman" w:eastAsia="Times New Roman" w:hAnsi="Times New Roman" w:cs="Times New Roman"/>
+                <w:rFonts w:eastAsia="Times New Roman" w:cs="Times New Roman" w:ascii="Times New Roman" w:hAnsi="Times New Roman"/>
                 <w:color w:val="00000A"/>
                 <w:sz w:val="16"/>
               </w:rPr>
@@ -879,7 +921,7 @@
             </w:r>
             <w:r>
               <w:rPr>
-                <w:rFonts w:ascii="Times New Roman" w:eastAsia="Times New Roman" w:hAnsi="Times New Roman" w:cs="Times New Roman"/>
+                <w:rFonts w:eastAsia="Times New Roman" w:cs="Times New Roman" w:ascii="Times New Roman" w:hAnsi="Times New Roman"/>
                 <w:color w:val="00000A"/>
               </w:rPr>
               <w:t xml:space="preserve">Telefone de recados: </w:t>
@@ -895,22 +937,25 @@
       </w:tr>
       <w:tr>
         <w:trPr>
-          <w:trHeight w:val="214"/>
+          <w:trHeight w:val="214" w:hRule="atLeast"/>
         </w:trPr>
         <w:tc>
           <w:tcPr>
             <w:tcW w:w="2508" w:type="dxa"/>
-            <w:shd w:val="clear" w:color="000000" w:fill="auto"/>
+            <w:tcBorders/>
+            <w:shd w:color="000000" w:fill="auto" w:val="clear"/>
           </w:tcPr>
           <w:p>
             <w:pPr>
-              <w:widowControl w:val="0"/>
-              <w:spacing w:after="0" w:line="240" w:lineRule="auto"/>
+              <w:pStyle w:val="Normal"/>
+              <w:widowControl w:val="false"/>
+              <w:spacing w:lineRule="auto" w:line="240" w:before="0" w:after="0"/>
               <w:jc w:val="both"/>
+              <w:rPr/>
             </w:pPr>
             <w:r>
               <w:rPr>
-                <w:rFonts w:ascii="Times New Roman" w:eastAsia="Times New Roman" w:hAnsi="Times New Roman" w:cs="Times New Roman"/>
+                <w:rFonts w:eastAsia="Times New Roman" w:cs="Times New Roman" w:ascii="Times New Roman" w:hAnsi="Times New Roman"/>
                 <w:color w:val="00000A"/>
               </w:rPr>
               <w:t xml:space="preserve">RGP: </w:t>
@@ -927,23 +972,26 @@
           <w:tcPr>
             <w:tcW w:w="3021" w:type="dxa"/>
             <w:gridSpan w:val="2"/>
-            <w:shd w:val="clear" w:color="000000" w:fill="auto"/>
+            <w:tcBorders/>
+            <w:shd w:color="000000" w:fill="auto" w:val="clear"/>
           </w:tcPr>
           <w:p>
             <w:pPr>
-              <w:widowControl w:val="0"/>
-              <w:spacing w:after="0" w:line="240" w:lineRule="auto"/>
+              <w:pStyle w:val="Normal"/>
+              <w:widowControl w:val="false"/>
+              <w:spacing w:lineRule="auto" w:line="240" w:before="0" w:after="0"/>
+              <w:rPr/>
             </w:pPr>
             <w:r>
               <w:rPr>
-                <w:rFonts w:ascii="Times New Roman" w:eastAsia="Times New Roman" w:hAnsi="Times New Roman" w:cs="Times New Roman"/>
+                <w:rFonts w:eastAsia="Times New Roman" w:cs="Times New Roman" w:ascii="Times New Roman" w:hAnsi="Times New Roman"/>
                 <w:color w:val="00000A"/>
               </w:rPr>
               <w:t>Vencimento:</w:t>
             </w:r>
             <w:r>
               <w:rPr>
-                <w:rFonts w:ascii="Comic Sans MS" w:eastAsia="Comic Sans MS" w:hAnsi="Comic Sans MS" w:cs="Comic Sans MS"/>
+                <w:rFonts w:eastAsia="Comic Sans MS" w:cs="Comic Sans MS" w:ascii="Comic Sans MS" w:hAnsi="Comic Sans MS"/>
                 <w:b/>
                 <w:color w:val="00000A"/>
               </w:rPr>
@@ -951,7 +999,7 @@
             </w:r>
             <w:r>
               <w:rPr>
-                <w:rFonts w:ascii="Comic Sans MS" w:hAnsi="Comic Sans MS" w:cs="Arial"/>
+                <w:rFonts w:cs="Arial" w:ascii="Comic Sans MS" w:hAnsi="Comic Sans MS"/>
                 <w:b/>
               </w:rPr>
               <w:t>${VALID_UNTIL}</w:t>
@@ -961,30 +1009,33 @@
         <w:tc>
           <w:tcPr>
             <w:tcW w:w="3225" w:type="dxa"/>
-            <w:shd w:val="clear" w:color="000000" w:fill="auto"/>
+            <w:tcBorders/>
+            <w:shd w:color="000000" w:fill="auto" w:val="clear"/>
           </w:tcPr>
           <w:p>
             <w:pPr>
-              <w:widowControl w:val="0"/>
-              <w:spacing w:after="0" w:line="240" w:lineRule="auto"/>
+              <w:pStyle w:val="Normal"/>
+              <w:widowControl w:val="false"/>
+              <w:spacing w:lineRule="auto" w:line="240" w:before="0" w:after="0"/>
+              <w:rPr/>
             </w:pPr>
             <w:r>
               <w:rPr>
-                <w:rFonts w:ascii="Times New Roman" w:eastAsia="Times New Roman" w:hAnsi="Times New Roman" w:cs="Times New Roman"/>
+                <w:rFonts w:eastAsia="Times New Roman" w:cs="Times New Roman" w:ascii="Times New Roman" w:hAnsi="Times New Roman"/>
                 <w:color w:val="00000A"/>
               </w:rPr>
               <w:t>Filiação:</w:t>
             </w:r>
             <w:r>
               <w:rPr>
-                <w:rFonts w:ascii="Arial" w:eastAsia="Arial" w:hAnsi="Arial" w:cs="Arial"/>
+                <w:rFonts w:eastAsia="Arial" w:cs="Arial" w:ascii="Arial" w:hAnsi="Arial"/>
                 <w:color w:val="00000A"/>
               </w:rPr>
               <w:t xml:space="preserve"> </w:t>
             </w:r>
             <w:r>
               <w:rPr>
-                <w:rFonts w:ascii="Arial" w:hAnsi="Arial" w:cs="Arial"/>
+                <w:rFonts w:cs="Arial" w:ascii="Arial" w:hAnsi="Arial"/>
                 <w:b/>
                 <w:bCs/>
               </w:rPr>
@@ -992,7 +1043,7 @@
             </w:r>
             <w:r>
               <w:rPr>
-                <w:rFonts w:ascii="Arial" w:hAnsi="Arial" w:cs="Arial"/>
+                <w:rFonts w:cs="Arial" w:ascii="Arial" w:hAnsi="Arial"/>
                 <w:b/>
                 <w:bCs/>
                 <w:u w:val="single"/>
@@ -1001,7 +1052,7 @@
             </w:r>
             <w:r>
               <w:rPr>
-                <w:rFonts w:ascii="Arial" w:hAnsi="Arial" w:cs="Arial"/>
+                <w:rFonts w:cs="Arial" w:ascii="Arial" w:hAnsi="Arial"/>
                 <w:b/>
                 <w:bCs/>
               </w:rPr>
@@ -1012,30 +1063,33 @@
       </w:tr>
       <w:tr>
         <w:trPr>
-          <w:trHeight w:val="1"/>
+          <w:trHeight w:val="1" w:hRule="atLeast"/>
         </w:trPr>
         <w:tc>
           <w:tcPr>
             <w:tcW w:w="5529" w:type="dxa"/>
             <w:gridSpan w:val="3"/>
-            <w:shd w:val="clear" w:color="000000" w:fill="auto"/>
+            <w:tcBorders/>
+            <w:shd w:color="000000" w:fill="auto" w:val="clear"/>
           </w:tcPr>
           <w:p>
             <w:pPr>
-              <w:widowControl w:val="0"/>
-              <w:spacing w:after="0" w:line="240" w:lineRule="auto"/>
+              <w:pStyle w:val="Normal"/>
+              <w:widowControl w:val="false"/>
+              <w:spacing w:lineRule="auto" w:line="240" w:before="0" w:after="0"/>
               <w:jc w:val="both"/>
+              <w:rPr/>
             </w:pPr>
             <w:r>
               <w:rPr>
-                <w:rFonts w:ascii="Times New Roman" w:eastAsia="Times New Roman" w:hAnsi="Times New Roman" w:cs="Times New Roman"/>
+                <w:rFonts w:eastAsia="Times New Roman" w:cs="Times New Roman" w:ascii="Times New Roman" w:hAnsi="Times New Roman"/>
                 <w:color w:val="00000A"/>
               </w:rPr>
               <w:t>PIS:</w:t>
             </w:r>
             <w:r>
               <w:rPr>
-                <w:rFonts w:ascii="Times New Roman" w:eastAsia="Times New Roman" w:hAnsi="Times New Roman" w:cs="Times New Roman"/>
+                <w:rFonts w:eastAsia="Times New Roman" w:cs="Times New Roman" w:ascii="Times New Roman" w:hAnsi="Times New Roman"/>
                 <w:b/>
                 <w:color w:val="00000A"/>
               </w:rPr>
@@ -1052,20 +1106,23 @@
         <w:tc>
           <w:tcPr>
             <w:tcW w:w="3225" w:type="dxa"/>
-            <w:shd w:val="clear" w:color="000000" w:fill="auto"/>
+            <w:tcBorders/>
+            <w:shd w:color="000000" w:fill="auto" w:val="clear"/>
           </w:tcPr>
           <w:p>
             <w:pPr>
-              <w:widowControl w:val="0"/>
-              <w:spacing w:after="0" w:line="240" w:lineRule="auto"/>
+              <w:pStyle w:val="Normal"/>
+              <w:widowControl w:val="false"/>
+              <w:spacing w:lineRule="auto" w:line="240" w:before="0" w:after="0"/>
               <w:jc w:val="both"/>
+              <w:rPr/>
             </w:pPr>
             <w:r>
               <w:rPr>
-                <w:rFonts w:ascii="Times New Roman" w:eastAsia="Times New Roman" w:hAnsi="Times New Roman" w:cs="Times New Roman"/>
-                <w:color w:val="00000A"/>
-              </w:rPr>
-              <w:t xml:space="preserve">        CEI: </w:t>
+                <w:rFonts w:eastAsia="Times New Roman" w:cs="Times New Roman" w:ascii="Times New Roman" w:hAnsi="Times New Roman"/>
+                <w:color w:val="00000A"/>
+              </w:rPr>
+              <w:t xml:space="preserve">CEI: </w:t>
             </w:r>
             <w:r>
               <w:rPr>
@@ -1080,43 +1137,60 @@
     </w:tbl>
     <w:p>
       <w:pPr>
-        <w:widowControl w:val="0"/>
-        <w:spacing w:after="0" w:line="264" w:lineRule="auto"/>
+        <w:pStyle w:val="Normal"/>
+        <w:widowControl w:val="false"/>
+        <w:spacing w:lineRule="auto" w:line="264" w:before="0" w:after="0"/>
         <w:ind w:firstLine="1077"/>
         <w:jc w:val="both"/>
         <w:rPr>
-          <w:rFonts w:ascii="Times New Roman" w:eastAsia="Times New Roman" w:hAnsi="Times New Roman" w:cs="Times New Roman"/>
+          <w:rFonts w:ascii="Times New Roman" w:hAnsi="Times New Roman" w:eastAsia="Times New Roman" w:cs="Times New Roman"/>
           <w:color w:val="00000A"/>
           <w:sz w:val="10"/>
         </w:rPr>
       </w:pPr>
+      <w:r>
+        <w:rPr>
+          <w:rFonts w:eastAsia="Times New Roman" w:cs="Times New Roman" w:ascii="Times New Roman" w:hAnsi="Times New Roman"/>
+          <w:color w:val="00000A"/>
+          <w:sz w:val="10"/>
+        </w:rPr>
+      </w:r>
     </w:p>
     <w:p>
       <w:pPr>
-        <w:widowControl w:val="0"/>
-        <w:spacing w:after="0" w:line="240" w:lineRule="auto"/>
+        <w:pStyle w:val="Normal"/>
+        <w:widowControl w:val="false"/>
+        <w:spacing w:lineRule="auto" w:line="240" w:before="0" w:after="0"/>
         <w:jc w:val="both"/>
         <w:rPr>
-          <w:rFonts w:ascii="Times New Roman" w:eastAsia="Times New Roman" w:hAnsi="Times New Roman" w:cs="Times New Roman"/>
+          <w:rFonts w:ascii="Times New Roman" w:hAnsi="Times New Roman" w:eastAsia="Times New Roman" w:cs="Times New Roman"/>
           <w:color w:val="00000A"/>
           <w:sz w:val="16"/>
         </w:rPr>
       </w:pPr>
+      <w:r>
+        <w:rPr>
+          <w:rFonts w:eastAsia="Times New Roman" w:cs="Times New Roman" w:ascii="Times New Roman" w:hAnsi="Times New Roman"/>
+          <w:color w:val="00000A"/>
+          <w:sz w:val="16"/>
+        </w:rPr>
+      </w:r>
     </w:p>
     <w:p>
       <w:pPr>
-        <w:widowControl w:val="0"/>
-        <w:spacing w:after="0" w:line="240" w:lineRule="auto"/>
+        <w:pStyle w:val="Normal"/>
+        <w:widowControl w:val="false"/>
+        <w:spacing w:lineRule="auto" w:line="240" w:before="0" w:after="0"/>
         <w:jc w:val="both"/>
         <w:rPr>
-          <w:rFonts w:ascii="Times New Roman" w:eastAsia="Times New Roman" w:hAnsi="Times New Roman" w:cs="Times New Roman"/>
+          <w:rFonts w:ascii="Times New Roman" w:hAnsi="Times New Roman" w:eastAsia="Times New Roman" w:cs="Times New Roman"/>
           <w:color w:val="00000A"/>
           <w:sz w:val="24"/>
         </w:rPr>
       </w:pPr>
       <w:r>
         <w:rPr>
-          <w:rFonts w:ascii="Times New Roman" w:eastAsia="Times New Roman" w:hAnsi="Times New Roman" w:cs="Times New Roman"/>
+          <w:rFonts w:eastAsia="Times New Roman" w:cs="Times New Roman" w:ascii="Times New Roman" w:hAnsi="Times New Roman"/>
           <w:color w:val="00000A"/>
           <w:sz w:val="16"/>
         </w:rPr>
@@ -1125,31 +1199,42 @@
     </w:p>
     <w:p>
       <w:pPr>
-        <w:widowControl w:val="0"/>
-        <w:spacing w:after="0" w:line="240" w:lineRule="auto"/>
+        <w:pStyle w:val="Normal"/>
+        <w:widowControl w:val="false"/>
+        <w:spacing w:lineRule="auto" w:line="240" w:before="0" w:after="0"/>
         <w:jc w:val="both"/>
         <w:rPr>
-          <w:rFonts w:ascii="Times New Roman" w:eastAsia="Times New Roman" w:hAnsi="Times New Roman" w:cs="Times New Roman"/>
+          <w:rFonts w:ascii="Times New Roman" w:hAnsi="Times New Roman" w:eastAsia="Times New Roman" w:cs="Times New Roman"/>
           <w:i/>
+          <w:i/>
           <w:color w:val="00000A"/>
           <w:sz w:val="20"/>
         </w:rPr>
       </w:pPr>
+      <w:r>
+        <w:rPr>
+          <w:rFonts w:eastAsia="Times New Roman" w:cs="Times New Roman" w:ascii="Times New Roman" w:hAnsi="Times New Roman"/>
+          <w:i/>
+          <w:color w:val="00000A"/>
+          <w:sz w:val="20"/>
+        </w:rPr>
+      </w:r>
     </w:p>
     <w:p>
       <w:pPr>
-        <w:widowControl w:val="0"/>
-        <w:spacing w:after="0" w:line="240" w:lineRule="auto"/>
+        <w:pStyle w:val="Normal"/>
+        <w:widowControl w:val="false"/>
+        <w:spacing w:lineRule="auto" w:line="240" w:before="0" w:after="0"/>
         <w:jc w:val="center"/>
         <w:rPr>
-          <w:rFonts w:ascii="Times New Roman" w:eastAsia="Times New Roman" w:hAnsi="Times New Roman" w:cs="Times New Roman"/>
+          <w:rFonts w:ascii="Times New Roman" w:hAnsi="Times New Roman" w:eastAsia="Times New Roman" w:cs="Times New Roman"/>
           <w:color w:val="00000A"/>
           <w:sz w:val="24"/>
         </w:rPr>
       </w:pPr>
       <w:r>
         <w:rPr>
-          <w:rFonts w:ascii="Times New Roman" w:eastAsia="Times New Roman" w:hAnsi="Times New Roman" w:cs="Times New Roman"/>
+          <w:rFonts w:eastAsia="Times New Roman" w:cs="Times New Roman" w:ascii="Times New Roman" w:hAnsi="Times New Roman"/>
           <w:b/>
           <w:color w:val="00000A"/>
           <w:sz w:val="26"/>
@@ -1158,7 +1243,7 @@
       </w:r>
       <w:r>
         <w:rPr>
-          <w:rFonts w:ascii="Times New Roman" w:eastAsia="Times New Roman" w:hAnsi="Times New Roman" w:cs="Times New Roman"/>
+          <w:rFonts w:eastAsia="Times New Roman" w:cs="Times New Roman" w:ascii="Times New Roman" w:hAnsi="Times New Roman"/>
           <w:i/>
           <w:color w:val="00000A"/>
           <w:sz w:val="20"/>
@@ -1168,65 +1253,85 @@
     </w:p>
     <w:p>
       <w:pPr>
-        <w:widowControl w:val="0"/>
-        <w:spacing w:after="0" w:line="240" w:lineRule="auto"/>
-        <w:rPr>
-          <w:rFonts w:ascii="Times New Roman" w:eastAsia="Times New Roman" w:hAnsi="Times New Roman" w:cs="Times New Roman"/>
+        <w:pStyle w:val="Normal"/>
+        <w:widowControl w:val="false"/>
+        <w:spacing w:lineRule="auto" w:line="240" w:before="0" w:after="0"/>
+        <w:rPr>
+          <w:rFonts w:ascii="Times New Roman" w:hAnsi="Times New Roman" w:eastAsia="Times New Roman" w:cs="Times New Roman"/>
           <w:i/>
+          <w:i/>
           <w:color w:val="00000A"/>
           <w:sz w:val="20"/>
         </w:rPr>
       </w:pPr>
+      <w:r>
+        <w:rPr>
+          <w:rFonts w:eastAsia="Times New Roman" w:cs="Times New Roman" w:ascii="Times New Roman" w:hAnsi="Times New Roman"/>
+          <w:i/>
+          <w:color w:val="00000A"/>
+          <w:sz w:val="20"/>
+        </w:rPr>
+      </w:r>
     </w:p>
     <w:p>
       <w:pPr>
-        <w:widowControl w:val="0"/>
-        <w:spacing w:after="0" w:line="240" w:lineRule="auto"/>
-        <w:rPr>
-          <w:rFonts w:ascii="Times New Roman" w:eastAsia="Times New Roman" w:hAnsi="Times New Roman" w:cs="Times New Roman"/>
+        <w:pStyle w:val="Normal"/>
+        <w:widowControl w:val="false"/>
+        <w:spacing w:lineRule="auto" w:line="240" w:before="0" w:after="0"/>
+        <w:rPr>
+          <w:rFonts w:ascii="Times New Roman" w:hAnsi="Times New Roman" w:eastAsia="Times New Roman" w:cs="Times New Roman"/>
           <w:color w:val="00000A"/>
           <w:sz w:val="24"/>
         </w:rPr>
       </w:pPr>
+      <w:r>
+        <w:rPr>
+          <w:rFonts w:eastAsia="Times New Roman" w:cs="Times New Roman" w:ascii="Times New Roman" w:hAnsi="Times New Roman"/>
+          <w:color w:val="00000A"/>
+          <w:sz w:val="24"/>
+        </w:rPr>
+      </w:r>
     </w:p>
     <w:sectPr>
+      <w:type w:val="nextPage"/>
       <w:pgSz w:w="11906" w:h="16838"/>
-      <w:pgMar w:top="1417" w:right="1701" w:bottom="1417" w:left="1701" w:header="0" w:footer="0" w:gutter="0"/>
-      <w:cols w:space="720"/>
-      <w:formProt w:val="0"/>
-      <w:docGrid w:linePitch="360" w:charSpace="4096"/>
+      <w:pgMar w:left="1701" w:right="1701" w:gutter="0" w:header="0" w:top="1417" w:footer="0" w:bottom="1417"/>
+      <w:pgNumType w:fmt="decimal"/>
+      <w:formProt w:val="false"/>
+      <w:textDirection w:val="lrTb"/>
+      <w:docGrid w:type="default" w:linePitch="360" w:charSpace="4096"/>
     </w:sectPr>
   </w:body>
 </w:document>
 </file>
 
 <file path=word/styles.xml><?xml version="1.0" encoding="utf-8"?>
-<w:styles xmlns:mc="http://schemas.openxmlformats.org/markup-compatibility/2006" xmlns:r="http://schemas.openxmlformats.org/officeDocument/2006/relationships" xmlns:w="http://schemas.openxmlformats.org/wordprocessingml/2006/main" xmlns:w14="http://schemas.microsoft.com/office/word/2010/wordml" xmlns:w15="http://schemas.microsoft.com/office/word/2012/wordml" xmlns:w16cex="http://schemas.microsoft.com/office/word/2018/wordml/cex" xmlns:w16cid="http://schemas.microsoft.com/office/word/2016/wordml/cid" xmlns:w16="http://schemas.microsoft.com/office/word/2018/wordml" xmlns:w16du="http://schemas.microsoft.com/office/word/2023/wordml/word16du" xmlns:w16sdtdh="http://schemas.microsoft.com/office/word/2020/wordml/sdtdatahash" xmlns:w16sdtfl="http://schemas.microsoft.com/office/word/2024/wordml/sdtformatlock" xmlns:w16se="http://schemas.microsoft.com/office/word/2015/wordml/symex" mc:Ignorable="w14 w15 w16se w16cid w16 w16cex w16sdtdh w16sdtfl w16du">
+<w:styles xmlns:w="http://schemas.openxmlformats.org/wordprocessingml/2006/main" xmlns:w14="http://schemas.microsoft.com/office/word/2010/wordml" xmlns:mc="http://schemas.openxmlformats.org/markup-compatibility/2006" mc:Ignorable="w14">
   <w:docDefaults>
     <w:rPrDefault>
       <w:rPr>
-        <w:rFonts w:asciiTheme="minorHAnsi" w:eastAsiaTheme="minorEastAsia" w:hAnsiTheme="minorHAnsi" w:cstheme="minorBidi"/>
+        <w:rFonts w:ascii="Calibri" w:hAnsi="Calibri" w:eastAsia="" w:cs="" w:asciiTheme="minorHAnsi" w:cstheme="minorBidi" w:eastAsiaTheme="minorEastAsia" w:hAnsiTheme="minorHAnsi"/>
         <w:szCs w:val="22"/>
         <w:lang w:val="pt-BR" w:eastAsia="pt-BR" w:bidi="ar-SA"/>
       </w:rPr>
     </w:rPrDefault>
     <w:pPrDefault>
       <w:pPr>
-        <w:suppressAutoHyphens/>
+        <w:suppressAutoHyphens w:val="true"/>
       </w:pPr>
     </w:pPrDefault>
   </w:docDefaults>
   <w:latentStyles w:defLockedState="0" w:defUIPriority="99" w:defSemiHidden="0" w:defUnhideWhenUsed="0" w:defQFormat="0" w:count="376">
     <w:lsdException w:name="Normal" w:uiPriority="0" w:qFormat="1"/>
     <w:lsdException w:name="heading 1" w:uiPriority="9" w:qFormat="1"/>
-    <w:lsdException w:name="heading 2" w:semiHidden="1" w:uiPriority="9" w:unhideWhenUsed="1" w:qFormat="1"/>
-    <w:lsdException w:name="heading 3" w:semiHidden="1" w:uiPriority="9" w:unhideWhenUsed="1" w:qFormat="1"/>
-    <w:lsdException w:name="heading 4" w:semiHidden="1" w:uiPriority="9" w:unhideWhenUsed="1" w:qFormat="1"/>
-    <w:lsdException w:name="heading 5" w:semiHidden="1" w:uiPriority="9" w:unhideWhenUsed="1" w:qFormat="1"/>
-    <w:lsdException w:name="heading 6" w:semiHidden="1" w:uiPriority="9" w:unhideWhenUsed="1" w:qFormat="1"/>
-    <w:lsdException w:name="heading 7" w:semiHidden="1" w:uiPriority="9" w:unhideWhenUsed="1" w:qFormat="1"/>
-    <w:lsdException w:name="heading 8" w:semiHidden="1" w:uiPriority="9" w:unhideWhenUsed="1" w:qFormat="1"/>
-    <w:lsdException w:name="heading 9" w:semiHidden="1" w:uiPriority="9" w:unhideWhenUsed="1" w:qFormat="1"/>
+    <w:lsdException w:name="heading 2" w:uiPriority="9" w:semiHidden="1" w:unhideWhenUsed="1" w:qFormat="1"/>
+    <w:lsdException w:name="heading 3" w:uiPriority="9" w:semiHidden="1" w:unhideWhenUsed="1" w:qFormat="1"/>
+    <w:lsdException w:name="heading 4" w:uiPriority="9" w:semiHidden="1" w:unhideWhenUsed="1" w:qFormat="1"/>
+    <w:lsdException w:name="heading 5" w:uiPriority="9" w:semiHidden="1" w:unhideWhenUsed="1" w:qFormat="1"/>
+    <w:lsdException w:name="heading 6" w:uiPriority="9" w:semiHidden="1" w:unhideWhenUsed="1" w:qFormat="1"/>
+    <w:lsdException w:name="heading 7" w:uiPriority="9" w:semiHidden="1" w:unhideWhenUsed="1" w:qFormat="1"/>
+    <w:lsdException w:name="heading 8" w:uiPriority="9" w:semiHidden="1" w:unhideWhenUsed="1" w:qFormat="1"/>
+    <w:lsdException w:name="heading 9" w:uiPriority="9" w:semiHidden="1" w:unhideWhenUsed="1" w:qFormat="1"/>
     <w:lsdException w:name="index 1" w:semiHidden="1" w:unhideWhenUsed="1"/>
     <w:lsdException w:name="index 2" w:semiHidden="1" w:unhideWhenUsed="1"/>
     <w:lsdException w:name="index 3" w:semiHidden="1" w:unhideWhenUsed="1"/>
@@ -1236,22 +1341,22 @@
     <w:lsdException w:name="index 7" w:semiHidden="1" w:unhideWhenUsed="1"/>
     <w:lsdException w:name="index 8" w:semiHidden="1" w:unhideWhenUsed="1"/>
     <w:lsdException w:name="index 9" w:semiHidden="1" w:unhideWhenUsed="1"/>
-    <w:lsdException w:name="toc 1" w:semiHidden="1" w:uiPriority="39" w:unhideWhenUsed="1"/>
-    <w:lsdException w:name="toc 2" w:semiHidden="1" w:uiPriority="39" w:unhideWhenUsed="1"/>
-    <w:lsdException w:name="toc 3" w:semiHidden="1" w:uiPriority="39" w:unhideWhenUsed="1"/>
-    <w:lsdException w:name="toc 4" w:semiHidden="1" w:uiPriority="39" w:unhideWhenUsed="1"/>
-    <w:lsdException w:name="toc 5" w:semiHidden="1" w:uiPriority="39" w:unhideWhenUsed="1"/>
-    <w:lsdException w:name="toc 6" w:semiHidden="1" w:uiPriority="39" w:unhideWhenUsed="1"/>
-    <w:lsdException w:name="toc 7" w:semiHidden="1" w:uiPriority="39" w:unhideWhenUsed="1"/>
-    <w:lsdException w:name="toc 8" w:semiHidden="1" w:uiPriority="39" w:unhideWhenUsed="1"/>
-    <w:lsdException w:name="toc 9" w:semiHidden="1" w:uiPriority="39" w:unhideWhenUsed="1"/>
+    <w:lsdException w:name="toc 1" w:uiPriority="39" w:semiHidden="1" w:unhideWhenUsed="1"/>
+    <w:lsdException w:name="toc 2" w:uiPriority="39" w:semiHidden="1" w:unhideWhenUsed="1"/>
+    <w:lsdException w:name="toc 3" w:uiPriority="39" w:semiHidden="1" w:unhideWhenUsed="1"/>
+    <w:lsdException w:name="toc 4" w:uiPriority="39" w:semiHidden="1" w:unhideWhenUsed="1"/>
+    <w:lsdException w:name="toc 5" w:uiPriority="39" w:semiHidden="1" w:unhideWhenUsed="1"/>
+    <w:lsdException w:name="toc 6" w:uiPriority="39" w:semiHidden="1" w:unhideWhenUsed="1"/>
+    <w:lsdException w:name="toc 7" w:uiPriority="39" w:semiHidden="1" w:unhideWhenUsed="1"/>
+    <w:lsdException w:name="toc 8" w:uiPriority="39" w:semiHidden="1" w:unhideWhenUsed="1"/>
+    <w:lsdException w:name="toc 9" w:uiPriority="39" w:semiHidden="1" w:unhideWhenUsed="1"/>
     <w:lsdException w:name="Normal Indent" w:semiHidden="1" w:unhideWhenUsed="1"/>
     <w:lsdException w:name="footnote text" w:semiHidden="1" w:unhideWhenUsed="1"/>
     <w:lsdException w:name="annotation text" w:semiHidden="1" w:unhideWhenUsed="1"/>
     <w:lsdException w:name="header" w:semiHidden="1" w:unhideWhenUsed="1"/>
     <w:lsdException w:name="footer" w:semiHidden="1" w:unhideWhenUsed="1"/>
     <w:lsdException w:name="index heading" w:semiHidden="1" w:unhideWhenUsed="1"/>
-    <w:lsdException w:name="caption" w:semiHidden="1" w:uiPriority="35" w:unhideWhenUsed="1" w:qFormat="1"/>
+    <w:lsdException w:name="caption" w:uiPriority="35" w:semiHidden="1" w:unhideWhenUsed="1" w:qFormat="1"/>
     <w:lsdException w:name="table of figures" w:semiHidden="1" w:unhideWhenUsed="1"/>
     <w:lsdException w:name="envelope address" w:semiHidden="1" w:unhideWhenUsed="1"/>
     <w:lsdException w:name="envelope return" w:semiHidden="1" w:unhideWhenUsed="1"/>
@@ -1282,7 +1387,7 @@
     <w:lsdException w:name="Title" w:uiPriority="10" w:qFormat="1"/>
     <w:lsdException w:name="Closing" w:semiHidden="1" w:unhideWhenUsed="1"/>
     <w:lsdException w:name="Signature" w:semiHidden="1" w:unhideWhenUsed="1"/>
-    <w:lsdException w:name="Default Paragraph Font" w:semiHidden="1" w:uiPriority="1" w:unhideWhenUsed="1"/>
+    <w:lsdException w:name="Default Paragraph Font" w:uiPriority="1" w:semiHidden="1" w:unhideWhenUsed="1"/>
     <w:lsdException w:name="Body Text" w:semiHidden="1" w:unhideWhenUsed="1"/>
     <w:lsdException w:name="Body Text Indent" w:semiHidden="1" w:unhideWhenUsed="1"/>
     <w:lsdException w:name="List Continue" w:semiHidden="1" w:unhideWhenUsed="1"/>
@@ -1482,8 +1587,8 @@
     <w:lsdException w:name="Subtle Reference" w:uiPriority="31" w:qFormat="1"/>
     <w:lsdException w:name="Intense Reference" w:uiPriority="32" w:qFormat="1"/>
     <w:lsdException w:name="Book Title" w:uiPriority="33" w:qFormat="1"/>
-    <w:lsdException w:name="Bibliography" w:semiHidden="1" w:uiPriority="37" w:unhideWhenUsed="1"/>
-    <w:lsdException w:name="TOC Heading" w:semiHidden="1" w:uiPriority="39" w:unhideWhenUsed="1" w:qFormat="1"/>
+    <w:lsdException w:name="Bibliography" w:uiPriority="37" w:semiHidden="1" w:unhideWhenUsed="1"/>
+    <w:lsdException w:name="TOC Heading" w:uiPriority="39" w:semiHidden="1" w:unhideWhenUsed="1" w:qFormat="1"/>
     <w:lsdException w:name="Plain Table 1" w:uiPriority="41"/>
     <w:lsdException w:name="Plain Table 2" w:uiPriority="42"/>
     <w:lsdException w:name="Plain Table 3" w:uiPriority="43"/>
@@ -1594,89 +1699,81 @@
     <w:lsdException w:name="Unresolved Mention" w:semiHidden="1" w:unhideWhenUsed="1"/>
     <w:lsdException w:name="Smart Link" w:semiHidden="1" w:unhideWhenUsed="1"/>
   </w:latentStyles>
-  <w:style w:type="paragraph" w:default="1" w:styleId="Normal">
+  <w:style w:type="paragraph" w:styleId="Normal" w:default="1">
     <w:name w:val="Normal"/>
     <w:qFormat/>
-    <w:rsid w:val="00AB0B32"/>
+    <w:rsid w:val="00ab0b32"/>
     <w:pPr>
-      <w:spacing w:after="200" w:line="276" w:lineRule="auto"/>
+      <w:widowControl/>
+      <w:suppressAutoHyphens w:val="true"/>
+      <w:bidi w:val="0"/>
+      <w:spacing w:lineRule="auto" w:line="276" w:before="0" w:after="200"/>
+      <w:jc w:val="left"/>
     </w:pPr>
     <w:rPr>
+      <w:rFonts w:ascii="Calibri" w:hAnsi="Calibri" w:eastAsia="" w:cs="" w:asciiTheme="minorHAnsi" w:cstheme="minorBidi" w:eastAsiaTheme="minorEastAsia" w:hAnsiTheme="minorHAnsi"/>
+      <w:color w:val="auto"/>
+      <w:kern w:val="0"/>
       <w:sz w:val="22"/>
+      <w:szCs w:val="22"/>
+      <w:lang w:val="pt-BR" w:eastAsia="pt-BR" w:bidi="ar-SA"/>
     </w:rPr>
   </w:style>
-  <w:style w:type="character" w:default="1" w:styleId="Fontepargpadro">
+  <w:style w:type="character" w:styleId="DefaultParagraphFont" w:default="1">
     <w:name w:val="Default Paragraph Font"/>
     <w:uiPriority w:val="1"/>
     <w:semiHidden/>
     <w:unhideWhenUsed/>
+    <w:qFormat/>
+    <w:rPr/>
   </w:style>
-  <w:style w:type="table" w:default="1" w:styleId="Tabelanormal">
-    <w:name w:val="Normal Table"/>
-    <w:uiPriority w:val="99"/>
-    <w:semiHidden/>
-    <w:unhideWhenUsed/>
-    <w:tblPr>
-      <w:tblInd w:w="0" w:type="dxa"/>
-      <w:tblCellMar>
-        <w:top w:w="0" w:type="dxa"/>
-        <w:left w:w="108" w:type="dxa"/>
-        <w:bottom w:w="0" w:type="dxa"/>
-        <w:right w:w="108" w:type="dxa"/>
-      </w:tblCellMar>
-    </w:tblPr>
-  </w:style>
-  <w:style w:type="numbering" w:default="1" w:styleId="Semlista">
-    <w:name w:val="No List"/>
-    <w:uiPriority w:val="99"/>
-    <w:semiHidden/>
-    <w:unhideWhenUsed/>
-  </w:style>
-  <w:style w:type="character" w:customStyle="1" w:styleId="TextodebaloChar">
+  <w:style w:type="character" w:styleId="TextodebaloChar" w:customStyle="1">
     <w:name w:val="Texto de balão Char"/>
-    <w:basedOn w:val="Fontepargpadro"/>
-    <w:link w:val="Textodebalo"/>
+    <w:basedOn w:val="DefaultParagraphFont"/>
+    <w:link w:val="BalloonText"/>
     <w:uiPriority w:val="99"/>
     <w:semiHidden/>
     <w:qFormat/>
-    <w:rsid w:val="008B0070"/>
+    <w:rsid w:val="008b0070"/>
     <w:rPr>
       <w:rFonts w:ascii="Tahoma" w:hAnsi="Tahoma" w:cs="Tahoma"/>
       <w:sz w:val="16"/>
       <w:szCs w:val="16"/>
     </w:rPr>
   </w:style>
-  <w:style w:type="paragraph" w:customStyle="1" w:styleId="Heading">
-    <w:name w:val="Heading"/>
+  <w:style w:type="paragraph" w:styleId="Ttulo" w:customStyle="1">
+    <w:name w:val="Título"/>
     <w:basedOn w:val="Normal"/>
-    <w:next w:val="Corpodetexto"/>
+    <w:next w:val="BodyText"/>
     <w:qFormat/>
     <w:pPr>
-      <w:keepNext/>
+      <w:keepNext w:val="true"/>
       <w:spacing w:before="240" w:after="120"/>
     </w:pPr>
     <w:rPr>
-      <w:rFonts w:ascii="Liberation Sans" w:eastAsia="Noto Sans CJK SC" w:hAnsi="Liberation Sans" w:cs="Lohit Devanagari"/>
+      <w:rFonts w:ascii="Liberation Sans" w:hAnsi="Liberation Sans" w:eastAsia="Noto Sans CJK SC" w:cs="Lohit Devanagari"/>
       <w:sz w:val="28"/>
       <w:szCs w:val="28"/>
     </w:rPr>
   </w:style>
-  <w:style w:type="paragraph" w:styleId="Corpodetexto">
+  <w:style w:type="paragraph" w:styleId="BodyText">
     <w:name w:val="Body Text"/>
     <w:basedOn w:val="Normal"/>
     <w:pPr>
-      <w:spacing w:after="140"/>
+      <w:spacing w:before="0" w:after="140"/>
     </w:pPr>
+    <w:rPr/>
   </w:style>
-  <w:style w:type="paragraph" w:styleId="Lista">
+  <w:style w:type="paragraph" w:styleId="List">
     <w:name w:val="List"/>
-    <w:basedOn w:val="Corpodetexto"/>
+    <w:basedOn w:val="BodyText"/>
+    <w:pPr/>
     <w:rPr>
       <w:rFonts w:cs="Lohit Devanagari"/>
     </w:rPr>
   </w:style>
-  <w:style w:type="paragraph" w:styleId="Legenda">
-    <w:name w:val="caption"/>
+  <w:style w:type="paragraph" w:styleId="Caption">
+    <w:name w:val="Caption"/>
     <w:basedOn w:val="Normal"/>
     <w:qFormat/>
     <w:pPr>
@@ -1691,8 +1788,8 @@
       <w:szCs w:val="24"/>
     </w:rPr>
   </w:style>
-  <w:style w:type="paragraph" w:customStyle="1" w:styleId="Index">
-    <w:name w:val="Index"/>
+  <w:style w:type="paragraph" w:styleId="ndice" w:customStyle="1">
+    <w:name w:val="Índice"/>
     <w:basedOn w:val="Normal"/>
     <w:qFormat/>
     <w:pPr>
@@ -1702,7 +1799,7 @@
       <w:rFonts w:cs="Lohit Devanagari"/>
     </w:rPr>
   </w:style>
-  <w:style w:type="paragraph" w:styleId="Textodebalo">
+  <w:style w:type="paragraph" w:styleId="BalloonText">
     <w:name w:val="Balloon Text"/>
     <w:basedOn w:val="Normal"/>
     <w:link w:val="TextodebaloChar"/>
@@ -1710,9 +1807,9 @@
     <w:semiHidden/>
     <w:unhideWhenUsed/>
     <w:qFormat/>
-    <w:rsid w:val="008B0070"/>
+    <w:rsid w:val="008b0070"/>
     <w:pPr>
-      <w:spacing w:after="0" w:line="240" w:lineRule="auto"/>
+      <w:spacing w:lineRule="auto" w:line="240" w:before="0" w:after="0"/>
     </w:pPr>
     <w:rPr>
       <w:rFonts w:ascii="Tahoma" w:hAnsi="Tahoma" w:cs="Tahoma"/>
@@ -1720,50 +1817,80 @@
       <w:szCs w:val="16"/>
     </w:rPr>
   </w:style>
-  <w:style w:type="paragraph" w:customStyle="1" w:styleId="FrameContents">
+  <w:style w:type="paragraph" w:styleId="FrameContents" w:customStyle="1">
     <w:name w:val="Frame Contents"/>
     <w:basedOn w:val="Normal"/>
     <w:qFormat/>
+    <w:pPr/>
+    <w:rPr/>
+  </w:style>
+  <w:style w:type="paragraph" w:styleId="Contedodoquadro">
+    <w:name w:val="Conteúdo do quadro"/>
+    <w:basedOn w:val="Normal"/>
+    <w:qFormat/>
+    <w:pPr/>
+    <w:rPr/>
+  </w:style>
+  <w:style w:type="numbering" w:styleId="Semlista" w:default="1">
+    <w:name w:val="Sem lista"/>
+    <w:uiPriority w:val="99"/>
+    <w:semiHidden/>
+    <w:unhideWhenUsed/>
+    <w:qFormat/>
+  </w:style>
+  <w:style w:type="table" w:default="1" w:styleId="Tabelanormal">
+    <w:name w:val="Normal Table"/>
+    <w:uiPriority w:val="99"/>
+    <w:semiHidden/>
+    <w:unhideWhenUsed/>
+    <w:tblPr>
+      <w:tblCellMar>
+        <w:top w:w="0" w:type="dxa"/>
+        <w:left w:w="108" w:type="dxa"/>
+        <w:bottom w:w="0" w:type="dxa"/>
+        <w:right w:w="108" w:type="dxa"/>
+      </w:tblCellMar>
+    </w:tblPr>
   </w:style>
 </w:styles>
 </file>
 
 <file path=word/theme/theme1.xml><?xml version="1.0" encoding="utf-8"?>
-<a:theme xmlns:a="http://schemas.openxmlformats.org/drawingml/2006/main" name="Tema do Office">
+<a:theme xmlns:a="http://schemas.openxmlformats.org/drawingml/2006/main" xmlns:r="http://schemas.openxmlformats.org/officeDocument/2006/relationships" name="Tema do Office">
   <a:themeElements>
     <a:clrScheme name="Escritório">
       <a:dk1>
-        <a:sysClr val="windowText" lastClr="000000"/>
+        <a:srgbClr val="000000"/>
       </a:dk1>
       <a:lt1>
-        <a:sysClr val="window" lastClr="FFFFFF"/>
+        <a:srgbClr val="ffffff"/>
       </a:lt1>
       <a:dk2>
-        <a:srgbClr val="1F497D"/>
+        <a:srgbClr val="1f497d"/>
       </a:dk2>
       <a:lt2>
-        <a:srgbClr val="EEECE1"/>
+        <a:srgbClr val="eeece1"/>
       </a:lt2>
       <a:accent1>
-        <a:srgbClr val="4F81BD"/>
+        <a:srgbClr val="4f81bd"/>
       </a:accent1>
       <a:accent2>
-        <a:srgbClr val="C0504D"/>
+        <a:srgbClr val="c0504d"/>
       </a:accent2>
       <a:accent3>
-        <a:srgbClr val="9BBB59"/>
+        <a:srgbClr val="9bbb59"/>
       </a:accent3>
       <a:accent4>
-        <a:srgbClr val="8064A2"/>
+        <a:srgbClr val="8064a2"/>
       </a:accent4>
       <a:accent5>
-        <a:srgbClr val="4BACC6"/>
+        <a:srgbClr val="4bacc6"/>
       </a:accent5>
       <a:accent6>
-        <a:srgbClr val="F79646"/>
+        <a:srgbClr val="f79646"/>
       </a:accent6>
       <a:hlink>
-        <a:srgbClr val="0000FF"/>
+        <a:srgbClr val="0000ff"/>
       </a:hlink>
       <a:folHlink>
         <a:srgbClr val="800080"/>
@@ -1771,242 +1898,134 @@
     </a:clrScheme>
     <a:fontScheme name="Escritório">
       <a:majorFont>
-        <a:latin typeface="Cambria"/>
+        <a:latin typeface="Cambria" pitchFamily="0" charset="1"/>
         <a:ea typeface=""/>
         <a:cs typeface=""/>
-        <a:font script="Jpan" typeface="ＭＳ ゴシック"/>
-        <a:font script="Hang" typeface="맑은 고딕"/>
-        <a:font script="Hans" typeface="宋体"/>
-        <a:font script="Hant" typeface="新細明體"/>
-        <a:font script="Arab" typeface="Times New Roman"/>
-        <a:font script="Hebr" typeface="Times New Roman"/>
-        <a:font script="Thai" typeface="Angsana New"/>
-        <a:font script="Ethi" typeface="Nyala"/>
-        <a:font script="Beng" typeface="Vrinda"/>
-        <a:font script="Gujr" typeface="Shruti"/>
-        <a:font script="Khmr" typeface="MoolBoran"/>
-        <a:font script="Knda" typeface="Tunga"/>
-        <a:font script="Guru" typeface="Raavi"/>
-        <a:font script="Cans" typeface="Euphemia"/>
-        <a:font script="Cher" typeface="Plantagenet Cherokee"/>
-        <a:font script="Yiii" typeface="Microsoft Yi Baiti"/>
-        <a:font script="Tibt" typeface="Microsoft Himalaya"/>
-        <a:font script="Thaa" typeface="MV Boli"/>
-        <a:font script="Deva" typeface="Mangal"/>
-        <a:font script="Telu" typeface="Gautami"/>
-        <a:font script="Taml" typeface="Latha"/>
-        <a:font script="Syrc" typeface="Estrangelo Edessa"/>
-        <a:font script="Orya" typeface="Kalinga"/>
-        <a:font script="Mlym" typeface="Kartika"/>
-        <a:font script="Laoo" typeface="DokChampa"/>
-        <a:font script="Sinh" typeface="Iskoola Pota"/>
-        <a:font script="Mong" typeface="Mongolian Baiti"/>
-        <a:font script="Viet" typeface="Times New Roman"/>
-        <a:font script="Uigh" typeface="Microsoft Uighur"/>
       </a:majorFont>
       <a:minorFont>
-        <a:latin typeface="Calibri"/>
+        <a:latin typeface="Calibri" pitchFamily="0" charset="1"/>
         <a:ea typeface=""/>
         <a:cs typeface=""/>
-        <a:font script="Jpan" typeface="ＭＳ 明朝"/>
-        <a:font script="Hang" typeface="맑은 고딕"/>
-        <a:font script="Hans" typeface="宋体"/>
-        <a:font script="Hant" typeface="新細明體"/>
-        <a:font script="Arab" typeface="Arial"/>
-        <a:font script="Hebr" typeface="Arial"/>
-        <a:font script="Thai" typeface="Cordia New"/>
-        <a:font script="Ethi" typeface="Nyala"/>
-        <a:font script="Beng" typeface="Vrinda"/>
-        <a:font script="Gujr" typeface="Shruti"/>
-        <a:font script="Khmr" typeface="DaunPenh"/>
-        <a:font script="Knda" typeface="Tunga"/>
-        <a:font script="Guru" typeface="Raavi"/>
-        <a:font script="Cans" typeface="Euphemia"/>
-        <a:font script="Cher" typeface="Plantagenet Cherokee"/>
-        <a:font script="Yiii" typeface="Microsoft Yi Baiti"/>
-        <a:font script="Tibt" typeface="Microsoft Himalaya"/>
-        <a:font script="Thaa" typeface="MV Boli"/>
-        <a:font script="Deva" typeface="Mangal"/>
-        <a:font script="Telu" typeface="Gautami"/>
-        <a:font script="Taml" typeface="Latha"/>
-        <a:font script="Syrc" typeface="Estrangelo Edessa"/>
-        <a:font script="Orya" typeface="Kalinga"/>
-        <a:font script="Mlym" typeface="Kartika"/>
-        <a:font script="Laoo" typeface="DokChampa"/>
-        <a:font script="Sinh" typeface="Iskoola Pota"/>
-        <a:font script="Mong" typeface="Mongolian Baiti"/>
-        <a:font script="Viet" typeface="Arial"/>
-        <a:font script="Uigh" typeface="Microsoft Uighur"/>
       </a:minorFont>
     </a:fontScheme>
-    <a:fmtScheme name="Escritório">
+    <a:fmtScheme>
       <a:fillStyleLst>
         <a:solidFill>
           <a:schemeClr val="phClr"/>
         </a:solidFill>
-        <a:gradFill rotWithShape="1">
+        <a:gradFill>
           <a:gsLst>
             <a:gs pos="0">
               <a:schemeClr val="phClr">
                 <a:tint val="50000"/>
-                <a:satMod val="300000"/>
               </a:schemeClr>
             </a:gs>
             <a:gs pos="35000">
               <a:schemeClr val="phClr">
                 <a:tint val="37000"/>
-                <a:satMod val="300000"/>
               </a:schemeClr>
             </a:gs>
             <a:gs pos="100000">
               <a:schemeClr val="phClr">
                 <a:tint val="15000"/>
-                <a:satMod val="350000"/>
               </a:schemeClr>
             </a:gs>
           </a:gsLst>
           <a:lin ang="16200000" scaled="1"/>
+          <a:tileRect l="0" t="0" r="0" b="0"/>
         </a:gradFill>
-        <a:gradFill rotWithShape="1">
+        <a:gradFill>
           <a:gsLst>
             <a:gs pos="0">
               <a:schemeClr val="phClr">
                 <a:shade val="51000"/>
-                <a:satMod val="130000"/>
               </a:schemeClr>
             </a:gs>
             <a:gs pos="80000">
               <a:schemeClr val="phClr">
                 <a:shade val="93000"/>
-                <a:satMod val="130000"/>
               </a:schemeClr>
             </a:gs>
             <a:gs pos="100000">
               <a:schemeClr val="phClr">
                 <a:shade val="94000"/>
-                <a:satMod val="135000"/>
               </a:schemeClr>
             </a:gs>
           </a:gsLst>
           <a:lin ang="16200000" scaled="0"/>
+          <a:tileRect l="0" t="0" r="0" b="0"/>
         </a:gradFill>
       </a:fillStyleLst>
       <a:lnStyleLst>
         <a:ln w="9525" cap="flat" cmpd="sng" algn="ctr">
-          <a:solidFill>
-            <a:schemeClr val="phClr">
-              <a:shade val="95000"/>
-              <a:satMod val="105000"/>
-            </a:schemeClr>
-          </a:solidFill>
           <a:prstDash val="solid"/>
         </a:ln>
         <a:ln w="25400" cap="flat" cmpd="sng" algn="ctr">
-          <a:solidFill>
-            <a:schemeClr val="phClr"/>
-          </a:solidFill>
           <a:prstDash val="solid"/>
         </a:ln>
         <a:ln w="38100" cap="flat" cmpd="sng" algn="ctr">
-          <a:solidFill>
-            <a:schemeClr val="phClr"/>
-          </a:solidFill>
           <a:prstDash val="solid"/>
         </a:ln>
       </a:lnStyleLst>
       <a:effectStyleLst>
         <a:effectStyle>
-          <a:effectLst>
-            <a:outerShdw blurRad="40000" dist="20000" dir="5400000" rotWithShape="0">
-              <a:srgbClr val="000000">
-                <a:alpha val="38000"/>
-              </a:srgbClr>
-            </a:outerShdw>
-          </a:effectLst>
+          <a:effectLst/>
         </a:effectStyle>
         <a:effectStyle>
-          <a:effectLst>
-            <a:outerShdw blurRad="40000" dist="23000" dir="5400000" rotWithShape="0">
-              <a:srgbClr val="000000">
-                <a:alpha val="35000"/>
-              </a:srgbClr>
-            </a:outerShdw>
-          </a:effectLst>
+          <a:effectLst/>
         </a:effectStyle>
         <a:effectStyle>
-          <a:effectLst>
-            <a:outerShdw blurRad="40000" dist="23000" dir="5400000" rotWithShape="0">
-              <a:srgbClr val="000000">
-                <a:alpha val="35000"/>
-              </a:srgbClr>
-            </a:outerShdw>
-          </a:effectLst>
-          <a:scene3d>
-            <a:camera prst="orthographicFront">
-              <a:rot lat="0" lon="0" rev="0"/>
-            </a:camera>
-            <a:lightRig rig="threePt" dir="t">
-              <a:rot lat="0" lon="0" rev="1200000"/>
-            </a:lightRig>
-          </a:scene3d>
-          <a:sp3d>
-            <a:bevelT w="63500" h="25400"/>
-          </a:sp3d>
+          <a:effectLst/>
         </a:effectStyle>
       </a:effectStyleLst>
       <a:bgFillStyleLst>
         <a:solidFill>
           <a:schemeClr val="phClr"/>
         </a:solidFill>
-        <a:gradFill rotWithShape="1">
+        <a:gradFill>
           <a:gsLst>
             <a:gs pos="0">
               <a:schemeClr val="phClr">
                 <a:tint val="40000"/>
-                <a:satMod val="350000"/>
               </a:schemeClr>
             </a:gs>
             <a:gs pos="40000">
               <a:schemeClr val="phClr">
                 <a:tint val="45000"/>
                 <a:shade val="99000"/>
-                <a:satMod val="350000"/>
               </a:schemeClr>
             </a:gs>
             <a:gs pos="100000">
               <a:schemeClr val="phClr">
                 <a:shade val="20000"/>
-                <a:satMod val="255000"/>
               </a:schemeClr>
             </a:gs>
           </a:gsLst>
           <a:path path="circle">
             <a:fillToRect l="50000" t="-80000" r="50000" b="180000"/>
           </a:path>
+          <a:tileRect l="0" t="0" r="0" b="0"/>
         </a:gradFill>
-        <a:gradFill rotWithShape="1">
+        <a:gradFill>
           <a:gsLst>
             <a:gs pos="0">
               <a:schemeClr val="phClr">
                 <a:tint val="80000"/>
-                <a:satMod val="300000"/>
               </a:schemeClr>
             </a:gs>
             <a:gs pos="100000">
               <a:schemeClr val="phClr">
                 <a:shade val="30000"/>
-                <a:satMod val="200000"/>
               </a:schemeClr>
             </a:gs>
           </a:gsLst>
           <a:path path="circle">
             <a:fillToRect l="50000" t="50000" r="50000" b="50000"/>
           </a:path>
+          <a:tileRect l="0" t="0" r="0" b="0"/>
         </a:gradFill>
       </a:bgFillStyleLst>
     </a:fmtScheme>
   </a:themeElements>
-  <a:objectDefaults/>
-  <a:extraClrSchemeLst/>
 </a:theme>
 </file>